--- a/public/cv_portfolio.docx
+++ b/public/cv_portfolio.docx
@@ -9,6 +9,7 @@
           <w:rFonts w:ascii="Gadugi" w:hAnsi="Gadugi"/>
         </w:rPr>
       </w:pPr>
+      <w:proofErr w:type="spellStart"/>
       <w:r>
         <w:rPr>
           <w:rFonts w:ascii="Gadugi" w:hAnsi="Gadugi"/>
@@ -16,8 +17,18 @@
           <w:color w:val="222222"/>
           <w:sz w:val="36"/>
         </w:rPr>
-        <w:t>Önéletrajzi bemutatkozás</w:t>
+        <w:t>Önéletrajz</w:t>
       </w:r>
+      <w:r>
+        <w:rPr>
+          <w:rFonts w:ascii="Gadugi" w:hAnsi="Gadugi"/>
+          <w:b/>
+          <w:color w:val="222222"/>
+          <w:sz w:val="36"/>
+        </w:rPr>
+        <w:t>om</w:t>
+      </w:r>
+      <w:proofErr w:type="spellEnd"/>
     </w:p>
     <w:p>
       <w:pPr>
@@ -33,7 +44,7 @@
           <w:color w:val="5A5A5A"/>
           <w:sz w:val="21"/>
         </w:rPr>
-        <w:t>Portfólió / rövid szakmai összefoglaló</w:t>
+        <w:t>Nemes Mihály</w:t>
       </w:r>
     </w:p>
     <w:p>
@@ -65,6 +76,7 @@
                 <w:rFonts w:ascii="Gadugi" w:hAnsi="Gadugi"/>
               </w:rPr>
             </w:pPr>
+            <w:proofErr w:type="spellStart"/>
             <w:r>
               <w:rPr>
                 <w:rFonts w:ascii="Gadugi" w:hAnsi="Gadugi"/>
@@ -74,6 +86,7 @@
               </w:rPr>
               <w:t>Bemutatkozás</w:t>
             </w:r>
+            <w:proofErr w:type="spellEnd"/>
           </w:p>
           <w:p>
             <w:pPr>
@@ -82,11 +95,88 @@
                 <w:rFonts w:ascii="Gadugi" w:hAnsi="Gadugi"/>
               </w:rPr>
             </w:pPr>
-            <w:r>
-              <w:rPr>
-                <w:rFonts w:ascii="Gadugi" w:hAnsi="Gadugi"/>
-              </w:rPr>
-              <w:t>Informatikai területen tanuló, motivált és fejl</w:t>
+            <w:proofErr w:type="spellStart"/>
+            <w:r>
+              <w:rPr>
+                <w:rFonts w:ascii="Gadugi" w:hAnsi="Gadugi"/>
+              </w:rPr>
+              <w:t>Informatikai</w:t>
+            </w:r>
+            <w:proofErr w:type="spellEnd"/>
+            <w:r>
+              <w:rPr>
+                <w:rFonts w:ascii="Gadugi" w:hAnsi="Gadugi"/>
+              </w:rPr>
+              <w:t xml:space="preserve"> </w:t>
+            </w:r>
+            <w:proofErr w:type="spellStart"/>
+            <w:r>
+              <w:rPr>
+                <w:rFonts w:ascii="Gadugi" w:hAnsi="Gadugi"/>
+              </w:rPr>
+              <w:t>területen</w:t>
+            </w:r>
+            <w:proofErr w:type="spellEnd"/>
+            <w:r>
+              <w:rPr>
+                <w:rFonts w:ascii="Gadugi" w:hAnsi="Gadugi"/>
+              </w:rPr>
+              <w:t xml:space="preserve"> </w:t>
+            </w:r>
+            <w:proofErr w:type="spellStart"/>
+            <w:r>
+              <w:rPr>
+                <w:rFonts w:ascii="Gadugi" w:hAnsi="Gadugi"/>
+              </w:rPr>
+              <w:t>tanul</w:t>
+            </w:r>
+            <w:r>
+              <w:rPr>
+                <w:rFonts w:ascii="Gadugi" w:hAnsi="Gadugi"/>
+              </w:rPr>
+              <w:t>ok</w:t>
+            </w:r>
+            <w:proofErr w:type="spellEnd"/>
+            <w:r>
+              <w:rPr>
+                <w:rFonts w:ascii="Gadugi" w:hAnsi="Gadugi"/>
+              </w:rPr>
+              <w:t xml:space="preserve">, </w:t>
+            </w:r>
+            <w:proofErr w:type="spellStart"/>
+            <w:r>
+              <w:rPr>
+                <w:rFonts w:ascii="Gadugi" w:hAnsi="Gadugi"/>
+              </w:rPr>
+              <w:t>motivált</w:t>
+            </w:r>
+            <w:proofErr w:type="spellEnd"/>
+            <w:r>
+              <w:rPr>
+                <w:rFonts w:ascii="Gadugi" w:hAnsi="Gadugi"/>
+              </w:rPr>
+              <w:t xml:space="preserve"> </w:t>
+            </w:r>
+            <w:proofErr w:type="spellStart"/>
+            <w:r>
+              <w:rPr>
+                <w:rFonts w:ascii="Gadugi" w:hAnsi="Gadugi"/>
+              </w:rPr>
+              <w:t>és</w:t>
+            </w:r>
+            <w:proofErr w:type="spellEnd"/>
+            <w:r>
+              <w:rPr>
+                <w:rFonts w:ascii="Gadugi" w:hAnsi="Gadugi"/>
+              </w:rPr>
+              <w:t xml:space="preserve"> </w:t>
+            </w:r>
+            <w:proofErr w:type="spellStart"/>
+            <w:r>
+              <w:rPr>
+                <w:rFonts w:ascii="Gadugi" w:hAnsi="Gadugi"/>
+              </w:rPr>
+              <w:t>fejl</w:t>
             </w:r>
             <w:r>
               <w:rPr>
@@ -122,20 +212,116 @@
               <w:rPr>
                 <w:rFonts w:ascii="Gadugi" w:hAnsi="Gadugi"/>
               </w:rPr>
-              <w:t>lt di</w:t>
-            </w:r>
+              <w:t>lt</w:t>
+            </w:r>
+            <w:proofErr w:type="spellEnd"/>
+            <w:r>
+              <w:rPr>
+                <w:rFonts w:ascii="Gadugi" w:hAnsi="Gadugi"/>
+              </w:rPr>
+              <w:t xml:space="preserve"> </w:t>
+            </w:r>
+            <w:proofErr w:type="spellStart"/>
+            <w:r>
+              <w:rPr>
+                <w:rFonts w:ascii="Gadugi" w:hAnsi="Gadugi"/>
+              </w:rPr>
+              <w:t>vagyok</w:t>
+            </w:r>
+            <w:proofErr w:type="spellEnd"/>
+            <w:r>
+              <w:rPr>
+                <w:rFonts w:ascii="Gadugi" w:hAnsi="Gadugi"/>
+              </w:rPr>
+              <w:t xml:space="preserve">, </w:t>
+            </w:r>
+            <w:proofErr w:type="spellStart"/>
+            <w:r>
+              <w:rPr>
+                <w:rFonts w:ascii="Gadugi" w:hAnsi="Gadugi"/>
+              </w:rPr>
+              <w:t>aki</w:t>
+            </w:r>
+            <w:proofErr w:type="spellEnd"/>
+            <w:r>
+              <w:rPr>
+                <w:rFonts w:ascii="Gadugi" w:hAnsi="Gadugi"/>
+              </w:rPr>
+              <w:t xml:space="preserve"> </w:t>
+            </w:r>
+            <w:proofErr w:type="spellStart"/>
+            <w:r>
+              <w:rPr>
+                <w:rFonts w:ascii="Gadugi" w:hAnsi="Gadugi"/>
+              </w:rPr>
+              <w:t>kiemelten</w:t>
+            </w:r>
+            <w:proofErr w:type="spellEnd"/>
+            <w:r>
+              <w:rPr>
+                <w:rFonts w:ascii="Gadugi" w:hAnsi="Gadugi"/>
+              </w:rPr>
+              <w:t xml:space="preserve"> </w:t>
+            </w:r>
+            <w:proofErr w:type="spellStart"/>
             <w:r>
               <w:rPr>
                 <w:rFonts w:ascii="Gadugi" w:hAnsi="Gadugi" w:cs="Gadugi"/>
               </w:rPr>
+              <w:t>é</w:t>
+            </w:r>
+            <w:r>
+              <w:rPr>
+                <w:rFonts w:ascii="Gadugi" w:hAnsi="Gadugi"/>
+              </w:rPr>
+              <w:t>rdekl</w:t>
+            </w:r>
+            <w:r>
+              <w:rPr>
+                <w:rFonts w:ascii="Calibri" w:hAnsi="Calibri" w:cs="Calibri"/>
+              </w:rPr>
+              <w:t>ő</w:t>
+            </w:r>
+            <w:r>
+              <w:rPr>
+                <w:rFonts w:ascii="Gadugi" w:hAnsi="Gadugi"/>
+              </w:rPr>
+              <w:t>dik</w:t>
+            </w:r>
+            <w:proofErr w:type="spellEnd"/>
+            <w:r>
+              <w:rPr>
+                <w:rFonts w:ascii="Gadugi" w:hAnsi="Gadugi"/>
+              </w:rPr>
+              <w:t xml:space="preserve"> a </w:t>
+            </w:r>
+            <w:proofErr w:type="spellStart"/>
+            <w:r>
+              <w:rPr>
+                <w:rFonts w:ascii="Gadugi" w:hAnsi="Gadugi"/>
+              </w:rPr>
+              <w:t>programoz</w:t>
+            </w:r>
+            <w:r>
+              <w:rPr>
+                <w:rFonts w:ascii="Gadugi" w:hAnsi="Gadugi" w:cs="Gadugi"/>
+              </w:rPr>
               <w:t>á</w:t>
             </w:r>
             <w:r>
               <w:rPr>
                 <w:rFonts w:ascii="Gadugi" w:hAnsi="Gadugi"/>
               </w:rPr>
-              <w:t xml:space="preserve">k vagyok, aki kiemelten </w:t>
-            </w:r>
+              <w:t>s</w:t>
+            </w:r>
+            <w:proofErr w:type="spellEnd"/>
+            <w:r>
+              <w:rPr>
+                <w:rFonts w:ascii="Gadugi" w:hAnsi="Gadugi"/>
+              </w:rPr>
+              <w:t xml:space="preserve"> </w:t>
+            </w:r>
+            <w:proofErr w:type="spellStart"/>
             <w:r>
               <w:rPr>
                 <w:rFonts w:ascii="Gadugi" w:hAnsi="Gadugi" w:cs="Gadugi"/>
@@ -146,7 +332,157 @@
               <w:rPr>
                 <w:rFonts w:ascii="Gadugi" w:hAnsi="Gadugi"/>
               </w:rPr>
-              <w:t>rdekl</w:t>
+              <w:t>s</w:t>
+            </w:r>
+            <w:proofErr w:type="spellEnd"/>
+            <w:r>
+              <w:rPr>
+                <w:rFonts w:ascii="Gadugi" w:hAnsi="Gadugi"/>
+              </w:rPr>
+              <w:t xml:space="preserve"> </w:t>
+            </w:r>
+            <w:proofErr w:type="spellStart"/>
+            <w:r>
+              <w:rPr>
+                <w:rFonts w:ascii="Gadugi" w:hAnsi="Gadugi"/>
+              </w:rPr>
+              <w:t>az</w:t>
+            </w:r>
+            <w:proofErr w:type="spellEnd"/>
+            <w:r>
+              <w:rPr>
+                <w:rFonts w:ascii="Gadugi" w:hAnsi="Gadugi"/>
+              </w:rPr>
+              <w:t xml:space="preserve"> </w:t>
+            </w:r>
+            <w:proofErr w:type="spellStart"/>
+            <w:r>
+              <w:rPr>
+                <w:rFonts w:ascii="Gadugi" w:hAnsi="Gadugi"/>
+              </w:rPr>
+              <w:t>informatikai</w:t>
+            </w:r>
+            <w:proofErr w:type="spellEnd"/>
+            <w:r>
+              <w:rPr>
+                <w:rFonts w:ascii="Gadugi" w:hAnsi="Gadugi"/>
+              </w:rPr>
+              <w:t xml:space="preserve"> </w:t>
+            </w:r>
+            <w:proofErr w:type="spellStart"/>
+            <w:r>
+              <w:rPr>
+                <w:rFonts w:ascii="Gadugi" w:hAnsi="Gadugi"/>
+              </w:rPr>
+              <w:t>rendszerek</w:t>
+            </w:r>
+            <w:proofErr w:type="spellEnd"/>
+            <w:r>
+              <w:rPr>
+                <w:rFonts w:ascii="Gadugi" w:hAnsi="Gadugi"/>
+              </w:rPr>
+              <w:t xml:space="preserve"> </w:t>
+            </w:r>
+            <w:proofErr w:type="spellStart"/>
+            <w:r>
+              <w:rPr>
+                <w:rFonts w:ascii="Gadugi" w:hAnsi="Gadugi"/>
+              </w:rPr>
+              <w:t>ir</w:t>
+            </w:r>
+            <w:r>
+              <w:rPr>
+                <w:rFonts w:ascii="Gadugi" w:hAnsi="Gadugi" w:cs="Gadugi"/>
+              </w:rPr>
+              <w:t>á</w:t>
+            </w:r>
+            <w:r>
+              <w:rPr>
+                <w:rFonts w:ascii="Gadugi" w:hAnsi="Gadugi"/>
+              </w:rPr>
+              <w:t>nt</w:t>
+            </w:r>
+            <w:proofErr w:type="spellEnd"/>
+            <w:r>
+              <w:rPr>
+                <w:rFonts w:ascii="Gadugi" w:hAnsi="Gadugi"/>
+              </w:rPr>
+              <w:t xml:space="preserve">. </w:t>
+            </w:r>
+            <w:proofErr w:type="spellStart"/>
+            <w:r>
+              <w:rPr>
+                <w:rFonts w:ascii="Gadugi" w:hAnsi="Gadugi"/>
+              </w:rPr>
+              <w:t>Saj</w:t>
+            </w:r>
+            <w:r>
+              <w:rPr>
+                <w:rFonts w:ascii="Gadugi" w:hAnsi="Gadugi" w:cs="Gadugi"/>
+              </w:rPr>
+              <w:t>á</w:t>
+            </w:r>
+            <w:r>
+              <w:rPr>
+                <w:rFonts w:ascii="Gadugi" w:hAnsi="Gadugi"/>
+              </w:rPr>
+              <w:t>t</w:t>
+            </w:r>
+            <w:proofErr w:type="spellEnd"/>
+            <w:r>
+              <w:rPr>
+                <w:rFonts w:ascii="Gadugi" w:hAnsi="Gadugi"/>
+              </w:rPr>
+              <w:t xml:space="preserve"> </w:t>
+            </w:r>
+            <w:proofErr w:type="spellStart"/>
+            <w:r>
+              <w:rPr>
+                <w:rFonts w:ascii="Gadugi" w:hAnsi="Gadugi"/>
+              </w:rPr>
+              <w:t>projektjeimen</w:t>
+            </w:r>
+            <w:proofErr w:type="spellEnd"/>
+            <w:r>
+              <w:rPr>
+                <w:rFonts w:ascii="Gadugi" w:hAnsi="Gadugi"/>
+              </w:rPr>
+              <w:t xml:space="preserve"> </w:t>
+            </w:r>
+            <w:proofErr w:type="spellStart"/>
+            <w:r>
+              <w:rPr>
+                <w:rFonts w:ascii="Gadugi" w:hAnsi="Gadugi"/>
+              </w:rPr>
+              <w:t>keresztül</w:t>
+            </w:r>
+            <w:proofErr w:type="spellEnd"/>
+            <w:r>
+              <w:rPr>
+                <w:rFonts w:ascii="Gadugi" w:hAnsi="Gadugi"/>
+              </w:rPr>
+              <w:t xml:space="preserve"> </w:t>
+            </w:r>
+            <w:proofErr w:type="spellStart"/>
+            <w:r>
+              <w:rPr>
+                <w:rFonts w:ascii="Gadugi" w:hAnsi="Gadugi"/>
+              </w:rPr>
+              <w:t>folyamatosan</w:t>
+            </w:r>
+            <w:proofErr w:type="spellEnd"/>
+            <w:r>
+              <w:rPr>
+                <w:rFonts w:ascii="Gadugi" w:hAnsi="Gadugi"/>
+              </w:rPr>
+              <w:t xml:space="preserve"> </w:t>
+            </w:r>
+            <w:proofErr w:type="spellStart"/>
+            <w:r>
+              <w:rPr>
+                <w:rFonts w:ascii="Gadugi" w:hAnsi="Gadugi"/>
+              </w:rPr>
+              <w:t>b</w:t>
             </w:r>
             <w:r>
               <w:rPr>
@@ -158,55 +494,559 @@
               <w:rPr>
                 <w:rFonts w:ascii="Gadugi" w:hAnsi="Gadugi"/>
               </w:rPr>
-              <w:t>dik a programoz</w:t>
+              <w:t>v</w:t>
             </w:r>
             <w:r>
               <w:rPr>
                 <w:rFonts w:ascii="Gadugi" w:hAnsi="Gadugi" w:cs="Gadugi"/>
               </w:rPr>
+              <w:t>í</w:t>
+            </w:r>
+            <w:r>
+              <w:rPr>
+                <w:rFonts w:ascii="Gadugi" w:hAnsi="Gadugi"/>
+              </w:rPr>
+              <w:t>tem</w:t>
+            </w:r>
+            <w:proofErr w:type="spellEnd"/>
+            <w:r>
+              <w:rPr>
+                <w:rFonts w:ascii="Gadugi" w:hAnsi="Gadugi"/>
+              </w:rPr>
+              <w:t xml:space="preserve"> </w:t>
+            </w:r>
+            <w:proofErr w:type="spellStart"/>
+            <w:r>
+              <w:rPr>
+                <w:rFonts w:ascii="Gadugi" w:hAnsi="Gadugi"/>
+              </w:rPr>
+              <w:t>szakmai</w:t>
+            </w:r>
+            <w:proofErr w:type="spellEnd"/>
+            <w:r>
+              <w:rPr>
+                <w:rFonts w:ascii="Gadugi" w:hAnsi="Gadugi"/>
+              </w:rPr>
+              <w:t xml:space="preserve"> </w:t>
+            </w:r>
+            <w:proofErr w:type="spellStart"/>
+            <w:r>
+              <w:rPr>
+                <w:rFonts w:ascii="Gadugi" w:hAnsi="Gadugi"/>
+              </w:rPr>
+              <w:t>tud</w:t>
+            </w:r>
+            <w:r>
+              <w:rPr>
+                <w:rFonts w:ascii="Gadugi" w:hAnsi="Gadugi" w:cs="Gadugi"/>
+              </w:rPr>
               <w:t>á</w:t>
             </w:r>
             <w:r>
               <w:rPr>
                 <w:rFonts w:ascii="Gadugi" w:hAnsi="Gadugi"/>
               </w:rPr>
-              <w:t>s, a webfejleszt</w:t>
+              <w:t>somat</w:t>
+            </w:r>
+            <w:proofErr w:type="spellEnd"/>
+            <w:r>
+              <w:rPr>
+                <w:rFonts w:ascii="Gadugi" w:hAnsi="Gadugi"/>
+              </w:rPr>
+              <w:t xml:space="preserve">, </w:t>
+            </w:r>
+            <w:proofErr w:type="spellStart"/>
+            <w:r>
+              <w:rPr>
+                <w:rFonts w:ascii="Gadugi" w:hAnsi="Gadugi"/>
+              </w:rPr>
+              <w:t>emellett</w:t>
+            </w:r>
+            <w:proofErr w:type="spellEnd"/>
+            <w:r>
+              <w:rPr>
+                <w:rFonts w:ascii="Gadugi" w:hAnsi="Gadugi"/>
+              </w:rPr>
+              <w:t xml:space="preserve"> </w:t>
+            </w:r>
+            <w:proofErr w:type="spellStart"/>
+            <w:r>
+              <w:rPr>
+                <w:rFonts w:ascii="Gadugi" w:hAnsi="Gadugi"/>
+              </w:rPr>
+              <w:t>csapatmunk</w:t>
             </w:r>
             <w:r>
               <w:rPr>
                 <w:rFonts w:ascii="Gadugi" w:hAnsi="Gadugi" w:cs="Gadugi"/>
               </w:rPr>
+              <w:t>á</w:t>
+            </w:r>
+            <w:r>
+              <w:rPr>
+                <w:rFonts w:ascii="Gadugi" w:hAnsi="Gadugi"/>
+              </w:rPr>
+              <w:t>ban</w:t>
+            </w:r>
+            <w:proofErr w:type="spellEnd"/>
+            <w:r>
+              <w:rPr>
+                <w:rFonts w:ascii="Gadugi" w:hAnsi="Gadugi"/>
+              </w:rPr>
+              <w:t xml:space="preserve"> is </w:t>
+            </w:r>
+            <w:proofErr w:type="spellStart"/>
+            <w:r>
+              <w:rPr>
+                <w:rFonts w:ascii="Gadugi" w:hAnsi="Gadugi"/>
+              </w:rPr>
+              <w:t>szereztem</w:t>
+            </w:r>
+            <w:proofErr w:type="spellEnd"/>
+            <w:r>
+              <w:rPr>
+                <w:rFonts w:ascii="Gadugi" w:hAnsi="Gadugi"/>
+              </w:rPr>
+              <w:t xml:space="preserve"> </w:t>
+            </w:r>
+            <w:proofErr w:type="spellStart"/>
+            <w:r>
+              <w:rPr>
+                <w:rFonts w:ascii="Gadugi" w:hAnsi="Gadugi"/>
+              </w:rPr>
+              <w:t>tapasztalatot</w:t>
+            </w:r>
+            <w:proofErr w:type="spellEnd"/>
+            <w:r>
+              <w:rPr>
+                <w:rFonts w:ascii="Gadugi" w:hAnsi="Gadugi"/>
+              </w:rPr>
+              <w:t xml:space="preserve">, </w:t>
+            </w:r>
+            <w:proofErr w:type="spellStart"/>
+            <w:r>
+              <w:rPr>
+                <w:rFonts w:ascii="Gadugi" w:hAnsi="Gadugi"/>
+              </w:rPr>
+              <w:t>amely</w:t>
+            </w:r>
+            <w:proofErr w:type="spellEnd"/>
+            <w:r>
+              <w:rPr>
+                <w:rFonts w:ascii="Gadugi" w:hAnsi="Gadugi"/>
+              </w:rPr>
+              <w:t xml:space="preserve"> </w:t>
+            </w:r>
+            <w:proofErr w:type="spellStart"/>
+            <w:r>
+              <w:rPr>
+                <w:rFonts w:ascii="Gadugi" w:hAnsi="Gadugi"/>
+              </w:rPr>
+              <w:t>sor</w:t>
+            </w:r>
+            <w:r>
+              <w:rPr>
+                <w:rFonts w:ascii="Gadugi" w:hAnsi="Gadugi" w:cs="Gadugi"/>
+              </w:rPr>
+              <w:t>á</w:t>
+            </w:r>
+            <w:r>
+              <w:rPr>
+                <w:rFonts w:ascii="Gadugi" w:hAnsi="Gadugi"/>
+              </w:rPr>
+              <w:t>n</w:t>
+            </w:r>
+            <w:proofErr w:type="spellEnd"/>
+            <w:r>
+              <w:rPr>
+                <w:rFonts w:ascii="Gadugi" w:hAnsi="Gadugi"/>
+              </w:rPr>
+              <w:t xml:space="preserve"> </w:t>
+            </w:r>
+            <w:proofErr w:type="spellStart"/>
+            <w:r>
+              <w:rPr>
+                <w:rFonts w:ascii="Gadugi" w:hAnsi="Gadugi"/>
+              </w:rPr>
+              <w:t>lehet</w:t>
+            </w:r>
+            <w:r>
+              <w:rPr>
+                <w:rFonts w:ascii="Calibri" w:hAnsi="Calibri" w:cs="Calibri"/>
+              </w:rPr>
+              <w:t>ő</w:t>
+            </w:r>
+            <w:r>
+              <w:rPr>
+                <w:rFonts w:ascii="Gadugi" w:hAnsi="Gadugi"/>
+              </w:rPr>
+              <w:t>s</w:t>
+            </w:r>
+            <w:r>
+              <w:rPr>
+                <w:rFonts w:ascii="Gadugi" w:hAnsi="Gadugi" w:cs="Gadugi"/>
+              </w:rPr>
               <w:t>é</w:t>
             </w:r>
             <w:r>
               <w:rPr>
                 <w:rFonts w:ascii="Gadugi" w:hAnsi="Gadugi"/>
               </w:rPr>
-              <w:t xml:space="preserve">s </w:t>
+              <w:t>gem</w:t>
+            </w:r>
+            <w:proofErr w:type="spellEnd"/>
+            <w:r>
+              <w:rPr>
+                <w:rFonts w:ascii="Gadugi" w:hAnsi="Gadugi"/>
+              </w:rPr>
+              <w:t xml:space="preserve"> </w:t>
+            </w:r>
+            <w:proofErr w:type="spellStart"/>
+            <w:r>
+              <w:rPr>
+                <w:rFonts w:ascii="Gadugi" w:hAnsi="Gadugi"/>
+              </w:rPr>
+              <w:t>ny</w:t>
             </w:r>
             <w:r>
               <w:rPr>
                 <w:rFonts w:ascii="Gadugi" w:hAnsi="Gadugi" w:cs="Gadugi"/>
               </w:rPr>
+              <w:t>í</w:t>
+            </w:r>
+            <w:r>
+              <w:rPr>
+                <w:rFonts w:ascii="Gadugi" w:hAnsi="Gadugi"/>
+              </w:rPr>
+              <w:t>lt</w:t>
+            </w:r>
+            <w:proofErr w:type="spellEnd"/>
+            <w:r>
+              <w:rPr>
+                <w:rFonts w:ascii="Gadugi" w:hAnsi="Gadugi"/>
+              </w:rPr>
+              <w:t xml:space="preserve"> </w:t>
+            </w:r>
+            <w:proofErr w:type="spellStart"/>
+            <w:r>
+              <w:rPr>
+                <w:rFonts w:ascii="Gadugi" w:hAnsi="Gadugi" w:cs="Gadugi"/>
+              </w:rPr>
+              <w:t>ö</w:t>
+            </w:r>
+            <w:r>
+              <w:rPr>
+                <w:rFonts w:ascii="Gadugi" w:hAnsi="Gadugi"/>
+              </w:rPr>
+              <w:t>sszetettebb</w:t>
+            </w:r>
+            <w:proofErr w:type="spellEnd"/>
+            <w:r>
+              <w:rPr>
+                <w:rFonts w:ascii="Gadugi" w:hAnsi="Gadugi"/>
+              </w:rPr>
+              <w:t xml:space="preserve"> </w:t>
+            </w:r>
+            <w:proofErr w:type="spellStart"/>
+            <w:r>
+              <w:rPr>
+                <w:rFonts w:ascii="Gadugi" w:hAnsi="Gadugi"/>
+              </w:rPr>
+              <w:t>rendszerek</w:t>
+            </w:r>
+            <w:proofErr w:type="spellEnd"/>
+            <w:r>
+              <w:rPr>
+                <w:rFonts w:ascii="Gadugi" w:hAnsi="Gadugi"/>
+              </w:rPr>
+              <w:t xml:space="preserve"> </w:t>
+            </w:r>
+            <w:proofErr w:type="spellStart"/>
+            <w:r>
+              <w:rPr>
+                <w:rFonts w:ascii="Gadugi" w:hAnsi="Gadugi"/>
+              </w:rPr>
+              <w:t>fel</w:t>
+            </w:r>
+            <w:r>
+              <w:rPr>
+                <w:rFonts w:ascii="Gadugi" w:hAnsi="Gadugi" w:cs="Gadugi"/>
+              </w:rPr>
               <w:t>é</w:t>
             </w:r>
             <w:r>
               <w:rPr>
                 <w:rFonts w:ascii="Gadugi" w:hAnsi="Gadugi"/>
               </w:rPr>
-              <w:t>s az informatikai rendszerek ir</w:t>
+              <w:t>p</w:t>
             </w:r>
             <w:r>
               <w:rPr>
                 <w:rFonts w:ascii="Gadugi" w:hAnsi="Gadugi" w:cs="Gadugi"/>
               </w:rPr>
+              <w:t>í</w:t>
+            </w:r>
+            <w:r>
+              <w:rPr>
+                <w:rFonts w:ascii="Gadugi" w:hAnsi="Gadugi"/>
+              </w:rPr>
+              <w:t>t</w:t>
+            </w:r>
+            <w:r>
+              <w:rPr>
+                <w:rFonts w:ascii="Gadugi" w:hAnsi="Gadugi" w:cs="Gadugi"/>
+              </w:rPr>
+              <w:t>é</w:t>
+            </w:r>
+            <w:r>
+              <w:rPr>
+                <w:rFonts w:ascii="Gadugi" w:hAnsi="Gadugi"/>
+              </w:rPr>
+              <w:t>s</w:t>
+            </w:r>
+            <w:r>
+              <w:rPr>
+                <w:rFonts w:ascii="Gadugi" w:hAnsi="Gadugi" w:cs="Gadugi"/>
+              </w:rPr>
+              <w:t>é</w:t>
+            </w:r>
+            <w:r>
+              <w:rPr>
+                <w:rFonts w:ascii="Gadugi" w:hAnsi="Gadugi"/>
+              </w:rPr>
+              <w:t>nek</w:t>
+            </w:r>
+            <w:proofErr w:type="spellEnd"/>
+            <w:r>
+              <w:rPr>
+                <w:rFonts w:ascii="Gadugi" w:hAnsi="Gadugi"/>
+              </w:rPr>
+              <w:t xml:space="preserve"> </w:t>
+            </w:r>
+            <w:proofErr w:type="spellStart"/>
+            <w:r>
+              <w:rPr>
+                <w:rFonts w:ascii="Gadugi" w:hAnsi="Gadugi" w:cs="Gadugi"/>
+              </w:rPr>
+              <w:t>é</w:t>
+            </w:r>
+            <w:r>
+              <w:rPr>
+                <w:rFonts w:ascii="Gadugi" w:hAnsi="Gadugi"/>
+              </w:rPr>
+              <w:t>s</w:t>
+            </w:r>
+            <w:proofErr w:type="spellEnd"/>
+            <w:r>
+              <w:rPr>
+                <w:rFonts w:ascii="Gadugi" w:hAnsi="Gadugi"/>
+              </w:rPr>
+              <w:t xml:space="preserve"> </w:t>
+            </w:r>
+            <w:proofErr w:type="spellStart"/>
+            <w:r>
+              <w:rPr>
+                <w:rFonts w:ascii="Gadugi" w:hAnsi="Gadugi"/>
+              </w:rPr>
+              <w:t>m</w:t>
+            </w:r>
+            <w:r>
+              <w:rPr>
+                <w:rFonts w:ascii="Calibri" w:hAnsi="Calibri" w:cs="Calibri"/>
+              </w:rPr>
+              <w:t>ű</w:t>
+            </w:r>
+            <w:r>
+              <w:rPr>
+                <w:rFonts w:ascii="Gadugi" w:hAnsi="Gadugi"/>
+              </w:rPr>
+              <w:t>k</w:t>
+            </w:r>
+            <w:r>
+              <w:rPr>
+                <w:rFonts w:ascii="Gadugi" w:hAnsi="Gadugi" w:cs="Gadugi"/>
+              </w:rPr>
+              <w:t>ö</w:t>
+            </w:r>
+            <w:r>
+              <w:rPr>
+                <w:rFonts w:ascii="Gadugi" w:hAnsi="Gadugi"/>
+              </w:rPr>
+              <w:t>d</w:t>
+            </w:r>
+            <w:r>
+              <w:rPr>
+                <w:rFonts w:ascii="Gadugi" w:hAnsi="Gadugi" w:cs="Gadugi"/>
+              </w:rPr>
+              <w:t>é</w:t>
+            </w:r>
+            <w:r>
+              <w:rPr>
+                <w:rFonts w:ascii="Gadugi" w:hAnsi="Gadugi"/>
+              </w:rPr>
+              <w:t>s</w:t>
+            </w:r>
+            <w:r>
+              <w:rPr>
+                <w:rFonts w:ascii="Gadugi" w:hAnsi="Gadugi" w:cs="Gadugi"/>
+              </w:rPr>
+              <w:t>é</w:t>
+            </w:r>
+            <w:r>
+              <w:rPr>
+                <w:rFonts w:ascii="Gadugi" w:hAnsi="Gadugi"/>
+              </w:rPr>
+              <w:t>nek</w:t>
+            </w:r>
+            <w:proofErr w:type="spellEnd"/>
+            <w:r>
+              <w:rPr>
+                <w:rFonts w:ascii="Gadugi" w:hAnsi="Gadugi"/>
+              </w:rPr>
+              <w:t xml:space="preserve"> </w:t>
+            </w:r>
+            <w:proofErr w:type="spellStart"/>
+            <w:r>
+              <w:rPr>
+                <w:rFonts w:ascii="Gadugi" w:hAnsi="Gadugi"/>
+              </w:rPr>
+              <w:t>megismer</w:t>
+            </w:r>
+            <w:r>
+              <w:rPr>
+                <w:rFonts w:ascii="Gadugi" w:hAnsi="Gadugi" w:cs="Gadugi"/>
+              </w:rPr>
+              <w:t>é</w:t>
+            </w:r>
+            <w:r>
+              <w:rPr>
+                <w:rFonts w:ascii="Gadugi" w:hAnsi="Gadugi"/>
+              </w:rPr>
+              <w:t>s</w:t>
+            </w:r>
+            <w:r>
+              <w:rPr>
+                <w:rFonts w:ascii="Gadugi" w:hAnsi="Gadugi" w:cs="Gadugi"/>
+              </w:rPr>
+              <w:t>é</w:t>
+            </w:r>
+            <w:r>
+              <w:rPr>
+                <w:rFonts w:ascii="Gadugi" w:hAnsi="Gadugi"/>
+              </w:rPr>
+              <w:t>re</w:t>
+            </w:r>
+            <w:proofErr w:type="spellEnd"/>
+            <w:r>
+              <w:rPr>
+                <w:rFonts w:ascii="Gadugi" w:hAnsi="Gadugi"/>
+              </w:rPr>
+              <w:t xml:space="preserve">, </w:t>
+            </w:r>
+            <w:proofErr w:type="spellStart"/>
+            <w:r>
+              <w:rPr>
+                <w:rFonts w:ascii="Gadugi" w:hAnsi="Gadugi"/>
+              </w:rPr>
+              <w:t>t</w:t>
+            </w:r>
+            <w:r>
+              <w:rPr>
+                <w:rFonts w:ascii="Gadugi" w:hAnsi="Gadugi" w:cs="Gadugi"/>
+              </w:rPr>
+              <w:t>ö</w:t>
+            </w:r>
+            <w:r>
+              <w:rPr>
+                <w:rFonts w:ascii="Gadugi" w:hAnsi="Gadugi"/>
+              </w:rPr>
+              <w:t>bbek</w:t>
+            </w:r>
+            <w:proofErr w:type="spellEnd"/>
+            <w:r>
+              <w:rPr>
+                <w:rFonts w:ascii="Gadugi" w:hAnsi="Gadugi"/>
+              </w:rPr>
+              <w:t xml:space="preserve"> </w:t>
+            </w:r>
+            <w:proofErr w:type="spellStart"/>
+            <w:r>
+              <w:rPr>
+                <w:rFonts w:ascii="Gadugi" w:hAnsi="Gadugi"/>
+              </w:rPr>
+              <w:t>k</w:t>
+            </w:r>
+            <w:r>
+              <w:rPr>
+                <w:rFonts w:ascii="Gadugi" w:hAnsi="Gadugi" w:cs="Gadugi"/>
+              </w:rPr>
+              <w:t>ö</w:t>
+            </w:r>
+            <w:r>
+              <w:rPr>
+                <w:rFonts w:ascii="Gadugi" w:hAnsi="Gadugi"/>
+              </w:rPr>
+              <w:t>z</w:t>
+            </w:r>
+            <w:r>
+              <w:rPr>
+                <w:rFonts w:ascii="Gadugi" w:hAnsi="Gadugi" w:cs="Gadugi"/>
+              </w:rPr>
+              <w:t>ö</w:t>
+            </w:r>
+            <w:r>
+              <w:rPr>
+                <w:rFonts w:ascii="Gadugi" w:hAnsi="Gadugi"/>
+              </w:rPr>
+              <w:t>tt</w:t>
+            </w:r>
+            <w:proofErr w:type="spellEnd"/>
+            <w:r>
+              <w:rPr>
+                <w:rFonts w:ascii="Gadugi" w:hAnsi="Gadugi"/>
+              </w:rPr>
+              <w:t xml:space="preserve"> </w:t>
+            </w:r>
+            <w:proofErr w:type="spellStart"/>
+            <w:r>
+              <w:rPr>
+                <w:rFonts w:ascii="Gadugi" w:hAnsi="Gadugi"/>
+              </w:rPr>
+              <w:t>az</w:t>
+            </w:r>
+            <w:proofErr w:type="spellEnd"/>
+            <w:r>
+              <w:rPr>
+                <w:rFonts w:ascii="Gadugi" w:hAnsi="Gadugi"/>
+              </w:rPr>
+              <w:t xml:space="preserve"> ELTE </w:t>
+            </w:r>
+            <w:proofErr w:type="spellStart"/>
+            <w:r>
+              <w:rPr>
+                <w:rFonts w:ascii="Gadugi" w:hAnsi="Gadugi" w:cs="Gadugi"/>
+              </w:rPr>
               <w:t>á</w:t>
             </w:r>
             <w:r>
               <w:rPr>
                 <w:rFonts w:ascii="Gadugi" w:hAnsi="Gadugi"/>
               </w:rPr>
-              <w:t>nt. Saj</w:t>
+              <w:t>ltal</w:t>
+            </w:r>
+            <w:proofErr w:type="spellEnd"/>
+            <w:r>
+              <w:rPr>
+                <w:rFonts w:ascii="Gadugi" w:hAnsi="Gadugi"/>
+              </w:rPr>
+              <w:t xml:space="preserve"> </w:t>
+            </w:r>
+            <w:proofErr w:type="spellStart"/>
+            <w:r>
+              <w:rPr>
+                <w:rFonts w:ascii="Gadugi" w:hAnsi="Gadugi"/>
+              </w:rPr>
+              <w:t>t</w:t>
             </w:r>
             <w:r>
               <w:rPr>
@@ -218,31 +1058,27 @@
               <w:rPr>
                 <w:rFonts w:ascii="Gadugi" w:hAnsi="Gadugi"/>
               </w:rPr>
-              <w:t>t projektjeimen keresztül folyamatosan b</w:t>
-            </w:r>
-            <w:r>
-              <w:rPr>
-                <w:rFonts w:ascii="Calibri" w:hAnsi="Calibri" w:cs="Calibri"/>
-              </w:rPr>
-              <w:t>ő</w:t>
-            </w:r>
-            <w:r>
-              <w:rPr>
-                <w:rFonts w:ascii="Gadugi" w:hAnsi="Gadugi"/>
-              </w:rPr>
-              <w:t>v</w:t>
-            </w:r>
+              <w:t>mogatott</w:t>
+            </w:r>
+            <w:proofErr w:type="spellEnd"/>
+            <w:r>
+              <w:rPr>
+                <w:rFonts w:ascii="Gadugi" w:hAnsi="Gadugi"/>
+              </w:rPr>
+              <w:t xml:space="preserve"> Dusza </w:t>
+            </w:r>
+            <w:proofErr w:type="spellStart"/>
             <w:r>
               <w:rPr>
                 <w:rFonts w:ascii="Gadugi" w:hAnsi="Gadugi" w:cs="Gadugi"/>
               </w:rPr>
-              <w:t>í</w:t>
-            </w:r>
-            <w:r>
-              <w:rPr>
-                <w:rFonts w:ascii="Gadugi" w:hAnsi="Gadugi"/>
-              </w:rPr>
-              <w:t>tem szakmai tud</w:t>
+              <w:t>Á</w:t>
+            </w:r>
+            <w:r>
+              <w:rPr>
+                <w:rFonts w:ascii="Gadugi" w:hAnsi="Gadugi"/>
+              </w:rPr>
+              <w:t>rp</w:t>
             </w:r>
             <w:r>
               <w:rPr>
@@ -254,19 +1090,79 @@
               <w:rPr>
                 <w:rFonts w:ascii="Gadugi" w:hAnsi="Gadugi"/>
               </w:rPr>
-              <w:t>somat, emellett csapatmunk</w:t>
+              <w:t>dhoz</w:t>
+            </w:r>
+            <w:proofErr w:type="spellEnd"/>
+            <w:r>
+              <w:rPr>
+                <w:rFonts w:ascii="Gadugi" w:hAnsi="Gadugi"/>
+              </w:rPr>
+              <w:t xml:space="preserve"> </w:t>
+            </w:r>
+            <w:proofErr w:type="spellStart"/>
+            <w:r>
+              <w:rPr>
+                <w:rFonts w:ascii="Gadugi" w:hAnsi="Gadugi"/>
+              </w:rPr>
+              <w:t>kapcsol</w:t>
             </w:r>
             <w:r>
               <w:rPr>
                 <w:rFonts w:ascii="Gadugi" w:hAnsi="Gadugi" w:cs="Gadugi"/>
               </w:rPr>
+              <w:t>ó</w:t>
+            </w:r>
+            <w:r>
+              <w:rPr>
+                <w:rFonts w:ascii="Gadugi" w:hAnsi="Gadugi"/>
+              </w:rPr>
+              <w:t>d</w:t>
+            </w:r>
+            <w:r>
+              <w:rPr>
+                <w:rFonts w:ascii="Gadugi" w:hAnsi="Gadugi" w:cs="Gadugi"/>
+              </w:rPr>
+              <w:t>ó</w:t>
+            </w:r>
+            <w:proofErr w:type="spellEnd"/>
+            <w:r>
+              <w:rPr>
+                <w:rFonts w:ascii="Gadugi" w:hAnsi="Gadugi"/>
+              </w:rPr>
+              <w:t xml:space="preserve"> </w:t>
+            </w:r>
+            <w:proofErr w:type="spellStart"/>
+            <w:r>
+              <w:rPr>
+                <w:rFonts w:ascii="Gadugi" w:hAnsi="Gadugi"/>
+              </w:rPr>
+              <w:t>munk</w:t>
+            </w:r>
+            <w:r>
+              <w:rPr>
+                <w:rFonts w:ascii="Gadugi" w:hAnsi="Gadugi" w:cs="Gadugi"/>
+              </w:rPr>
               <w:t>á</w:t>
             </w:r>
             <w:r>
               <w:rPr>
                 <w:rFonts w:ascii="Gadugi" w:hAnsi="Gadugi"/>
               </w:rPr>
-              <w:t>ban is szereztem tapasztalatot, amely sor</w:t>
+              <w:t>k</w:t>
+            </w:r>
+            <w:proofErr w:type="spellEnd"/>
+            <w:r>
+              <w:rPr>
+                <w:rFonts w:ascii="Gadugi" w:hAnsi="Gadugi"/>
+              </w:rPr>
+              <w:t xml:space="preserve"> </w:t>
+            </w:r>
+            <w:proofErr w:type="spellStart"/>
+            <w:r>
+              <w:rPr>
+                <w:rFonts w:ascii="Gadugi" w:hAnsi="Gadugi"/>
+              </w:rPr>
+              <w:t>sor</w:t>
             </w:r>
             <w:r>
               <w:rPr>
@@ -278,319 +1174,14 @@
               <w:rPr>
                 <w:rFonts w:ascii="Gadugi" w:hAnsi="Gadugi"/>
               </w:rPr>
-              <w:t>n lehet</w:t>
-            </w:r>
-            <w:r>
-              <w:rPr>
-                <w:rFonts w:ascii="Calibri" w:hAnsi="Calibri" w:cs="Calibri"/>
-              </w:rPr>
-              <w:t>ő</w:t>
-            </w:r>
-            <w:r>
-              <w:rPr>
-                <w:rFonts w:ascii="Gadugi" w:hAnsi="Gadugi"/>
-              </w:rPr>
-              <w:t>s</w:t>
-            </w:r>
-            <w:r>
-              <w:rPr>
-                <w:rFonts w:ascii="Gadugi" w:hAnsi="Gadugi" w:cs="Gadugi"/>
-              </w:rPr>
-              <w:t>é</w:t>
-            </w:r>
-            <w:r>
-              <w:rPr>
-                <w:rFonts w:ascii="Gadugi" w:hAnsi="Gadugi"/>
-              </w:rPr>
-              <w:t>gem ny</w:t>
-            </w:r>
-            <w:r>
-              <w:rPr>
-                <w:rFonts w:ascii="Gadugi" w:hAnsi="Gadugi" w:cs="Gadugi"/>
-              </w:rPr>
-              <w:t>í</w:t>
-            </w:r>
-            <w:r>
-              <w:rPr>
-                <w:rFonts w:ascii="Gadugi" w:hAnsi="Gadugi"/>
-              </w:rPr>
-              <w:t xml:space="preserve">lt </w:t>
-            </w:r>
-            <w:r>
-              <w:rPr>
-                <w:rFonts w:ascii="Gadugi" w:hAnsi="Gadugi" w:cs="Gadugi"/>
-              </w:rPr>
-              <w:t>ö</w:t>
-            </w:r>
-            <w:r>
-              <w:rPr>
-                <w:rFonts w:ascii="Gadugi" w:hAnsi="Gadugi"/>
-              </w:rPr>
-              <w:t>sszetettebb rendszerek fel</w:t>
-            </w:r>
-            <w:r>
-              <w:rPr>
-                <w:rFonts w:ascii="Gadugi" w:hAnsi="Gadugi" w:cs="Gadugi"/>
-              </w:rPr>
-              <w:t>é</w:t>
-            </w:r>
-            <w:r>
-              <w:rPr>
-                <w:rFonts w:ascii="Gadugi" w:hAnsi="Gadugi"/>
-              </w:rPr>
-              <w:t>p</w:t>
-            </w:r>
-            <w:r>
-              <w:rPr>
-                <w:rFonts w:ascii="Gadugi" w:hAnsi="Gadugi" w:cs="Gadugi"/>
-              </w:rPr>
-              <w:t>í</w:t>
-            </w:r>
-            <w:r>
-              <w:rPr>
-                <w:rFonts w:ascii="Gadugi" w:hAnsi="Gadugi"/>
-              </w:rPr>
-              <w:t>t</w:t>
-            </w:r>
-            <w:r>
-              <w:rPr>
-                <w:rFonts w:ascii="Gadugi" w:hAnsi="Gadugi" w:cs="Gadugi"/>
-              </w:rPr>
-              <w:t>é</w:t>
-            </w:r>
-            <w:r>
-              <w:rPr>
-                <w:rFonts w:ascii="Gadugi" w:hAnsi="Gadugi"/>
-              </w:rPr>
-              <w:t>s</w:t>
-            </w:r>
-            <w:r>
-              <w:rPr>
-                <w:rFonts w:ascii="Gadugi" w:hAnsi="Gadugi" w:cs="Gadugi"/>
-              </w:rPr>
-              <w:t>é</w:t>
-            </w:r>
-            <w:r>
-              <w:rPr>
-                <w:rFonts w:ascii="Gadugi" w:hAnsi="Gadugi"/>
-              </w:rPr>
-              <w:t xml:space="preserve">nek </w:t>
-            </w:r>
-            <w:r>
-              <w:rPr>
-                <w:rFonts w:ascii="Gadugi" w:hAnsi="Gadugi" w:cs="Gadugi"/>
-              </w:rPr>
-              <w:t>é</w:t>
-            </w:r>
-            <w:r>
-              <w:rPr>
-                <w:rFonts w:ascii="Gadugi" w:hAnsi="Gadugi"/>
-              </w:rPr>
-              <w:t>s m</w:t>
-            </w:r>
-            <w:r>
-              <w:rPr>
-                <w:rFonts w:ascii="Calibri" w:hAnsi="Calibri" w:cs="Calibri"/>
-              </w:rPr>
-              <w:t>ű</w:t>
-            </w:r>
-            <w:r>
-              <w:rPr>
-                <w:rFonts w:ascii="Gadugi" w:hAnsi="Gadugi"/>
-              </w:rPr>
-              <w:t>k</w:t>
-            </w:r>
-            <w:r>
-              <w:rPr>
-                <w:rFonts w:ascii="Gadugi" w:hAnsi="Gadugi" w:cs="Gadugi"/>
-              </w:rPr>
-              <w:t>ö</w:t>
-            </w:r>
-            <w:r>
-              <w:rPr>
-                <w:rFonts w:ascii="Gadugi" w:hAnsi="Gadugi"/>
-              </w:rPr>
-              <w:t>d</w:t>
-            </w:r>
-            <w:r>
-              <w:rPr>
-                <w:rFonts w:ascii="Gadugi" w:hAnsi="Gadugi" w:cs="Gadugi"/>
-              </w:rPr>
-              <w:t>é</w:t>
-            </w:r>
-            <w:r>
-              <w:rPr>
-                <w:rFonts w:ascii="Gadugi" w:hAnsi="Gadugi"/>
-              </w:rPr>
-              <w:t>s</w:t>
-            </w:r>
-            <w:r>
-              <w:rPr>
-                <w:rFonts w:ascii="Gadugi" w:hAnsi="Gadugi" w:cs="Gadugi"/>
-              </w:rPr>
-              <w:t>é</w:t>
-            </w:r>
-            <w:r>
-              <w:rPr>
-                <w:rFonts w:ascii="Gadugi" w:hAnsi="Gadugi"/>
-              </w:rPr>
-              <w:t>nek megismer</w:t>
-            </w:r>
-            <w:r>
-              <w:rPr>
-                <w:rFonts w:ascii="Gadugi" w:hAnsi="Gadugi" w:cs="Gadugi"/>
-              </w:rPr>
-              <w:t>é</w:t>
-            </w:r>
-            <w:r>
-              <w:rPr>
-                <w:rFonts w:ascii="Gadugi" w:hAnsi="Gadugi"/>
-              </w:rPr>
-              <w:t>s</w:t>
-            </w:r>
-            <w:r>
-              <w:rPr>
-                <w:rFonts w:ascii="Gadugi" w:hAnsi="Gadugi" w:cs="Gadugi"/>
-              </w:rPr>
-              <w:t>é</w:t>
-            </w:r>
-            <w:r>
-              <w:rPr>
-                <w:rFonts w:ascii="Gadugi" w:hAnsi="Gadugi"/>
-              </w:rPr>
-              <w:t>re, t</w:t>
-            </w:r>
-            <w:r>
-              <w:rPr>
-                <w:rFonts w:ascii="Gadugi" w:hAnsi="Gadugi" w:cs="Gadugi"/>
-              </w:rPr>
-              <w:t>ö</w:t>
-            </w:r>
-            <w:r>
-              <w:rPr>
-                <w:rFonts w:ascii="Gadugi" w:hAnsi="Gadugi"/>
-              </w:rPr>
-              <w:t>bbek k</w:t>
-            </w:r>
-            <w:r>
-              <w:rPr>
-                <w:rFonts w:ascii="Gadugi" w:hAnsi="Gadugi" w:cs="Gadugi"/>
-              </w:rPr>
-              <w:t>ö</w:t>
-            </w:r>
-            <w:r>
-              <w:rPr>
-                <w:rFonts w:ascii="Gadugi" w:hAnsi="Gadugi"/>
-              </w:rPr>
-              <w:t>z</w:t>
-            </w:r>
-            <w:r>
-              <w:rPr>
-                <w:rFonts w:ascii="Gadugi" w:hAnsi="Gadugi" w:cs="Gadugi"/>
-              </w:rPr>
-              <w:t>ö</w:t>
-            </w:r>
-            <w:r>
-              <w:rPr>
-                <w:rFonts w:ascii="Gadugi" w:hAnsi="Gadugi"/>
-              </w:rPr>
-              <w:t xml:space="preserve">tt az ELTE </w:t>
-            </w:r>
-            <w:r>
-              <w:rPr>
-                <w:rFonts w:ascii="Gadugi" w:hAnsi="Gadugi" w:cs="Gadugi"/>
-              </w:rPr>
-              <w:t>á</w:t>
-            </w:r>
-            <w:r>
-              <w:rPr>
-                <w:rFonts w:ascii="Gadugi" w:hAnsi="Gadugi"/>
-              </w:rPr>
-              <w:t>ltal t</w:t>
-            </w:r>
-            <w:r>
-              <w:rPr>
-                <w:rFonts w:ascii="Gadugi" w:hAnsi="Gadugi" w:cs="Gadugi"/>
-              </w:rPr>
-              <w:t>á</w:t>
-            </w:r>
-            <w:r>
-              <w:rPr>
-                <w:rFonts w:ascii="Gadugi" w:hAnsi="Gadugi"/>
-              </w:rPr>
-              <w:t xml:space="preserve">mogatott Dusza </w:t>
-            </w:r>
-            <w:r>
-              <w:rPr>
-                <w:rFonts w:ascii="Gadugi" w:hAnsi="Gadugi" w:cs="Gadugi"/>
-              </w:rPr>
-              <w:t>Á</w:t>
-            </w:r>
-            <w:r>
-              <w:rPr>
-                <w:rFonts w:ascii="Gadugi" w:hAnsi="Gadugi"/>
-              </w:rPr>
-              <w:t>rp</w:t>
-            </w:r>
-            <w:r>
-              <w:rPr>
-                <w:rFonts w:ascii="Gadugi" w:hAnsi="Gadugi" w:cs="Gadugi"/>
-              </w:rPr>
-              <w:t>á</w:t>
-            </w:r>
-            <w:r>
-              <w:rPr>
-                <w:rFonts w:ascii="Gadugi" w:hAnsi="Gadugi"/>
-              </w:rPr>
-              <w:t>dhoz kapcsol</w:t>
-            </w:r>
-            <w:r>
-              <w:rPr>
-                <w:rFonts w:ascii="Gadugi" w:hAnsi="Gadugi" w:cs="Gadugi"/>
-              </w:rPr>
-              <w:t>ó</w:t>
-            </w:r>
-            <w:r>
-              <w:rPr>
-                <w:rFonts w:ascii="Gadugi" w:hAnsi="Gadugi"/>
-              </w:rPr>
-              <w:t>d</w:t>
-            </w:r>
-            <w:r>
-              <w:rPr>
-                <w:rFonts w:ascii="Gadugi" w:hAnsi="Gadugi" w:cs="Gadugi"/>
-              </w:rPr>
-              <w:t>ó</w:t>
-            </w:r>
-            <w:r>
-              <w:rPr>
-                <w:rFonts w:ascii="Gadugi" w:hAnsi="Gadugi"/>
-              </w:rPr>
-              <w:t xml:space="preserve"> munk</w:t>
-            </w:r>
-            <w:r>
-              <w:rPr>
-                <w:rFonts w:ascii="Gadugi" w:hAnsi="Gadugi" w:cs="Gadugi"/>
-              </w:rPr>
-              <w:t>á</w:t>
-            </w:r>
-            <w:r>
-              <w:rPr>
-                <w:rFonts w:ascii="Gadugi" w:hAnsi="Gadugi"/>
-              </w:rPr>
-              <w:t>k sor</w:t>
-            </w:r>
-            <w:r>
-              <w:rPr>
-                <w:rFonts w:ascii="Gadugi" w:hAnsi="Gadugi" w:cs="Gadugi"/>
-              </w:rPr>
-              <w:t>á</w:t>
-            </w:r>
-            <w:r>
-              <w:rPr>
-                <w:rFonts w:ascii="Gadugi" w:hAnsi="Gadugi"/>
-              </w:rPr>
-              <w:t>n.</w:t>
+              <w:t>n</w:t>
+            </w:r>
+            <w:proofErr w:type="spellEnd"/>
+            <w:r>
+              <w:rPr>
+                <w:rFonts w:ascii="Gadugi" w:hAnsi="Gadugi"/>
+              </w:rPr>
+              <w:t>.</w:t>
             </w:r>
           </w:p>
           <w:p>
@@ -608,18 +1199,48 @@
                 <w:rFonts w:ascii="Gadugi" w:hAnsi="Gadugi"/>
               </w:rPr>
             </w:pPr>
+            <w:proofErr w:type="spellStart"/>
             <w:r>
               <w:rPr>
                 <w:rStyle w:val="Strong"/>
                 <w:rFonts w:ascii="Gadugi" w:hAnsi="Gadugi"/>
               </w:rPr>
-              <w:t>Portfólió:</w:t>
-            </w:r>
-            <w:r>
-              <w:rPr>
-                <w:rFonts w:ascii="Gadugi" w:hAnsi="Gadugi"/>
-              </w:rPr>
-              <w:t xml:space="preserve"> Saját fejlesztés</w:t>
+              <w:t>Portfólió</w:t>
+            </w:r>
+            <w:proofErr w:type="spellEnd"/>
+            <w:r>
+              <w:rPr>
+                <w:rStyle w:val="Strong"/>
+                <w:rFonts w:ascii="Gadugi" w:hAnsi="Gadugi"/>
+              </w:rPr>
+              <w:t>:</w:t>
+            </w:r>
+            <w:r>
+              <w:rPr>
+                <w:rFonts w:ascii="Gadugi" w:hAnsi="Gadugi"/>
+              </w:rPr>
+              <w:t xml:space="preserve"> </w:t>
+            </w:r>
+            <w:proofErr w:type="spellStart"/>
+            <w:r>
+              <w:rPr>
+                <w:rFonts w:ascii="Gadugi" w:hAnsi="Gadugi"/>
+              </w:rPr>
+              <w:t>Saját</w:t>
+            </w:r>
+            <w:proofErr w:type="spellEnd"/>
+            <w:r>
+              <w:rPr>
+                <w:rFonts w:ascii="Gadugi" w:hAnsi="Gadugi"/>
+              </w:rPr>
+              <w:t xml:space="preserve"> </w:t>
+            </w:r>
+            <w:proofErr w:type="spellStart"/>
+            <w:r>
+              <w:rPr>
+                <w:rFonts w:ascii="Gadugi" w:hAnsi="Gadugi"/>
+              </w:rPr>
+              <w:t>fejlesztés</w:t>
             </w:r>
             <w:r>
               <w:rPr>
@@ -627,11 +1248,33 @@
               </w:rPr>
               <w:t>ű</w:t>
             </w:r>
-            <w:r>
-              <w:rPr>
-                <w:rFonts w:ascii="Gadugi" w:hAnsi="Gadugi"/>
-              </w:rPr>
-              <w:t xml:space="preserve"> webes portf</w:t>
+            <w:proofErr w:type="spellEnd"/>
+            <w:r>
+              <w:rPr>
+                <w:rFonts w:ascii="Gadugi" w:hAnsi="Gadugi"/>
+              </w:rPr>
+              <w:t xml:space="preserve"> </w:t>
+            </w:r>
+            <w:proofErr w:type="spellStart"/>
+            <w:r>
+              <w:rPr>
+                <w:rFonts w:ascii="Gadugi" w:hAnsi="Gadugi"/>
+              </w:rPr>
+              <w:t>webes</w:t>
+            </w:r>
+            <w:proofErr w:type="spellEnd"/>
+            <w:r>
+              <w:rPr>
+                <w:rFonts w:ascii="Gadugi" w:hAnsi="Gadugi"/>
+              </w:rPr>
+              <w:t xml:space="preserve"> </w:t>
+            </w:r>
+            <w:proofErr w:type="spellStart"/>
+            <w:r>
+              <w:rPr>
+                <w:rFonts w:ascii="Gadugi" w:hAnsi="Gadugi"/>
+              </w:rPr>
+              <w:t>portf</w:t>
             </w:r>
             <w:r>
               <w:rPr>
@@ -651,11 +1294,33 @@
               </w:rPr>
               <w:t>ó</w:t>
             </w:r>
-            <w:r>
-              <w:rPr>
-                <w:rFonts w:ascii="Gadugi" w:hAnsi="Gadugi"/>
-              </w:rPr>
-              <w:t>, amelyben programoz</w:t>
+            <w:proofErr w:type="spellEnd"/>
+            <w:r>
+              <w:rPr>
+                <w:rFonts w:ascii="Gadugi" w:hAnsi="Gadugi"/>
+              </w:rPr>
+              <w:t xml:space="preserve">, </w:t>
+            </w:r>
+            <w:proofErr w:type="spellStart"/>
+            <w:r>
+              <w:rPr>
+                <w:rFonts w:ascii="Gadugi" w:hAnsi="Gadugi"/>
+              </w:rPr>
+              <w:t>amelyben</w:t>
+            </w:r>
+            <w:proofErr w:type="spellEnd"/>
+            <w:r>
+              <w:rPr>
+                <w:rFonts w:ascii="Gadugi" w:hAnsi="Gadugi"/>
+              </w:rPr>
+              <w:t xml:space="preserve"> </w:t>
+            </w:r>
+            <w:proofErr w:type="spellStart"/>
+            <w:r>
+              <w:rPr>
+                <w:rFonts w:ascii="Gadugi" w:hAnsi="Gadugi"/>
+              </w:rPr>
+              <w:t>programoz</w:t>
             </w:r>
             <w:r>
               <w:rPr>
@@ -667,8 +1332,16 @@
               <w:rPr>
                 <w:rFonts w:ascii="Gadugi" w:hAnsi="Gadugi"/>
               </w:rPr>
-              <w:t>si, webfejleszt</w:t>
-            </w:r>
+              <w:t>si</w:t>
+            </w:r>
+            <w:proofErr w:type="spellEnd"/>
+            <w:r>
+              <w:rPr>
+                <w:rFonts w:ascii="Gadugi" w:hAnsi="Gadugi"/>
+              </w:rPr>
+              <w:t xml:space="preserve"> </w:t>
+            </w:r>
+            <w:proofErr w:type="spellStart"/>
             <w:r>
               <w:rPr>
                 <w:rFonts w:ascii="Gadugi" w:hAnsi="Gadugi" w:cs="Gadugi"/>
@@ -679,367 +1352,648 @@
               <w:rPr>
                 <w:rFonts w:ascii="Gadugi" w:hAnsi="Gadugi"/>
               </w:rPr>
-              <w:t xml:space="preserve">si </w:t>
+              <w:t>s</w:t>
+            </w:r>
+            <w:proofErr w:type="spellEnd"/>
+            <w:r>
+              <w:rPr>
+                <w:rFonts w:ascii="Gadugi" w:hAnsi="Gadugi"/>
+              </w:rPr>
+              <w:t xml:space="preserve"> </w:t>
+            </w:r>
+            <w:proofErr w:type="spellStart"/>
+            <w:r>
+              <w:rPr>
+                <w:rFonts w:ascii="Gadugi" w:hAnsi="Gadugi"/>
+              </w:rPr>
+              <w:t>automatiz</w:t>
             </w:r>
             <w:r>
               <w:rPr>
                 <w:rFonts w:ascii="Gadugi" w:hAnsi="Gadugi" w:cs="Gadugi"/>
               </w:rPr>
+              <w:t>á</w:t>
+            </w:r>
+            <w:r>
+              <w:rPr>
+                <w:rFonts w:ascii="Gadugi" w:hAnsi="Gadugi"/>
+              </w:rPr>
+              <w:t>l</w:t>
+            </w:r>
+            <w:r>
+              <w:rPr>
+                <w:rFonts w:ascii="Gadugi" w:hAnsi="Gadugi" w:cs="Gadugi"/>
+              </w:rPr>
+              <w:t>á</w:t>
+            </w:r>
+            <w:r>
+              <w:rPr>
+                <w:rFonts w:ascii="Gadugi" w:hAnsi="Gadugi"/>
+              </w:rPr>
+              <w:t>si</w:t>
+            </w:r>
+            <w:proofErr w:type="spellEnd"/>
+            <w:r>
+              <w:rPr>
+                <w:rFonts w:ascii="Gadugi" w:hAnsi="Gadugi"/>
+              </w:rPr>
+              <w:t xml:space="preserve"> </w:t>
+            </w:r>
+            <w:proofErr w:type="spellStart"/>
+            <w:r>
+              <w:rPr>
+                <w:rFonts w:ascii="Gadugi" w:hAnsi="Gadugi"/>
+              </w:rPr>
+              <w:t>projektjeimet</w:t>
+            </w:r>
+            <w:proofErr w:type="spellEnd"/>
+            <w:r>
+              <w:rPr>
+                <w:rFonts w:ascii="Gadugi" w:hAnsi="Gadugi"/>
+              </w:rPr>
+              <w:t xml:space="preserve"> </w:t>
+            </w:r>
+            <w:proofErr w:type="spellStart"/>
+            <w:r>
+              <w:rPr>
+                <w:rFonts w:ascii="Gadugi" w:hAnsi="Gadugi"/>
+              </w:rPr>
+              <w:t>gy</w:t>
+            </w:r>
+            <w:r>
+              <w:rPr>
+                <w:rFonts w:ascii="Calibri" w:hAnsi="Calibri" w:cs="Calibri"/>
+              </w:rPr>
+              <w:t>ű</w:t>
+            </w:r>
+            <w:r>
+              <w:rPr>
+                <w:rFonts w:ascii="Gadugi" w:hAnsi="Gadugi"/>
+              </w:rPr>
+              <w:t>jt</w:t>
+            </w:r>
+            <w:r>
+              <w:rPr>
+                <w:rFonts w:ascii="Gadugi" w:hAnsi="Gadugi" w:cs="Gadugi"/>
+              </w:rPr>
+              <w:t>ö</w:t>
+            </w:r>
+            <w:r>
+              <w:rPr>
+                <w:rFonts w:ascii="Gadugi" w:hAnsi="Gadugi"/>
+              </w:rPr>
+              <w:t>m</w:t>
+            </w:r>
+            <w:proofErr w:type="spellEnd"/>
+            <w:r>
+              <w:rPr>
+                <w:rFonts w:ascii="Gadugi" w:hAnsi="Gadugi"/>
+              </w:rPr>
+              <w:t xml:space="preserve"> </w:t>
+            </w:r>
+            <w:proofErr w:type="spellStart"/>
+            <w:r>
+              <w:rPr>
+                <w:rFonts w:ascii="Gadugi" w:hAnsi="Gadugi" w:cs="Gadugi"/>
+              </w:rPr>
+              <w:t>ö</w:t>
+            </w:r>
+            <w:r>
+              <w:rPr>
+                <w:rFonts w:ascii="Gadugi" w:hAnsi="Gadugi"/>
+              </w:rPr>
+              <w:t>ssze</w:t>
+            </w:r>
+            <w:proofErr w:type="spellEnd"/>
+            <w:r>
+              <w:rPr>
+                <w:rFonts w:ascii="Gadugi" w:hAnsi="Gadugi"/>
+              </w:rPr>
+              <w:t xml:space="preserve">. A </w:t>
+            </w:r>
+            <w:proofErr w:type="spellStart"/>
+            <w:r>
+              <w:rPr>
+                <w:rFonts w:ascii="Gadugi" w:hAnsi="Gadugi"/>
+              </w:rPr>
+              <w:t>bemutatott</w:t>
+            </w:r>
+            <w:proofErr w:type="spellEnd"/>
+            <w:r>
+              <w:rPr>
+                <w:rFonts w:ascii="Gadugi" w:hAnsi="Gadugi"/>
+              </w:rPr>
+              <w:t xml:space="preserve"> </w:t>
+            </w:r>
+            <w:proofErr w:type="spellStart"/>
+            <w:r>
+              <w:rPr>
+                <w:rFonts w:ascii="Gadugi" w:hAnsi="Gadugi"/>
+              </w:rPr>
+              <w:t>munk</w:t>
+            </w:r>
+            <w:r>
+              <w:rPr>
+                <w:rFonts w:ascii="Gadugi" w:hAnsi="Gadugi" w:cs="Gadugi"/>
+              </w:rPr>
+              <w:t>á</w:t>
+            </w:r>
+            <w:r>
+              <w:rPr>
+                <w:rFonts w:ascii="Gadugi" w:hAnsi="Gadugi"/>
+              </w:rPr>
+              <w:t>k</w:t>
+            </w:r>
+            <w:proofErr w:type="spellEnd"/>
+            <w:r>
+              <w:rPr>
+                <w:rFonts w:ascii="Gadugi" w:hAnsi="Gadugi"/>
+              </w:rPr>
+              <w:t xml:space="preserve"> </w:t>
+            </w:r>
+            <w:proofErr w:type="spellStart"/>
+            <w:r>
+              <w:rPr>
+                <w:rFonts w:ascii="Gadugi" w:hAnsi="Gadugi"/>
+              </w:rPr>
+              <w:t>k</w:t>
+            </w:r>
+            <w:r>
+              <w:rPr>
+                <w:rFonts w:ascii="Gadugi" w:hAnsi="Gadugi" w:cs="Gadugi"/>
+              </w:rPr>
+              <w:t>ö</w:t>
+            </w:r>
+            <w:r>
+              <w:rPr>
+                <w:rFonts w:ascii="Gadugi" w:hAnsi="Gadugi"/>
+              </w:rPr>
+              <w:t>z</w:t>
+            </w:r>
+            <w:r>
+              <w:rPr>
+                <w:rFonts w:ascii="Gadugi" w:hAnsi="Gadugi" w:cs="Gadugi"/>
+              </w:rPr>
+              <w:t>ö</w:t>
+            </w:r>
+            <w:r>
+              <w:rPr>
+                <w:rFonts w:ascii="Gadugi" w:hAnsi="Gadugi"/>
+              </w:rPr>
+              <w:t>tt</w:t>
+            </w:r>
+            <w:proofErr w:type="spellEnd"/>
+            <w:r>
+              <w:rPr>
+                <w:rFonts w:ascii="Gadugi" w:hAnsi="Gadugi"/>
+              </w:rPr>
+              <w:t xml:space="preserve"> </w:t>
+            </w:r>
+            <w:proofErr w:type="spellStart"/>
+            <w:r>
+              <w:rPr>
+                <w:rFonts w:ascii="Gadugi" w:hAnsi="Gadugi"/>
+              </w:rPr>
+              <w:t>megtal</w:t>
+            </w:r>
+            <w:r>
+              <w:rPr>
+                <w:rFonts w:ascii="Gadugi" w:hAnsi="Gadugi" w:cs="Gadugi"/>
+              </w:rPr>
+              <w:t>á</w:t>
+            </w:r>
+            <w:r>
+              <w:rPr>
+                <w:rFonts w:ascii="Gadugi" w:hAnsi="Gadugi"/>
+              </w:rPr>
+              <w:t>lhat</w:t>
+            </w:r>
+            <w:r>
+              <w:rPr>
+                <w:rFonts w:ascii="Gadugi" w:hAnsi="Gadugi" w:cs="Gadugi"/>
+              </w:rPr>
+              <w:t>ó</w:t>
+            </w:r>
+            <w:r>
+              <w:rPr>
+                <w:rFonts w:ascii="Gadugi" w:hAnsi="Gadugi"/>
+              </w:rPr>
+              <w:t>k</w:t>
+            </w:r>
+            <w:proofErr w:type="spellEnd"/>
+            <w:r>
+              <w:rPr>
+                <w:rFonts w:ascii="Gadugi" w:hAnsi="Gadugi"/>
+              </w:rPr>
+              <w:t xml:space="preserve"> </w:t>
+            </w:r>
+            <w:proofErr w:type="spellStart"/>
+            <w:r>
+              <w:rPr>
+                <w:rFonts w:ascii="Gadugi" w:hAnsi="Gadugi"/>
+              </w:rPr>
+              <w:t>saj</w:t>
+            </w:r>
+            <w:r>
+              <w:rPr>
+                <w:rFonts w:ascii="Gadugi" w:hAnsi="Gadugi" w:cs="Gadugi"/>
+              </w:rPr>
+              <w:t>á</w:t>
+            </w:r>
+            <w:r>
+              <w:rPr>
+                <w:rFonts w:ascii="Gadugi" w:hAnsi="Gadugi"/>
+              </w:rPr>
+              <w:t>t</w:t>
+            </w:r>
+            <w:proofErr w:type="spellEnd"/>
+            <w:r>
+              <w:rPr>
+                <w:rFonts w:ascii="Gadugi" w:hAnsi="Gadugi"/>
+              </w:rPr>
+              <w:t xml:space="preserve"> GitHub-projektek, </w:t>
+            </w:r>
+            <w:proofErr w:type="spellStart"/>
+            <w:r>
+              <w:rPr>
+                <w:rFonts w:ascii="Gadugi" w:hAnsi="Gadugi"/>
+              </w:rPr>
+              <w:t>gyakorlati</w:t>
+            </w:r>
+            <w:proofErr w:type="spellEnd"/>
+            <w:r>
+              <w:rPr>
+                <w:rFonts w:ascii="Gadugi" w:hAnsi="Gadugi"/>
+              </w:rPr>
+              <w:t xml:space="preserve"> </w:t>
+            </w:r>
+            <w:proofErr w:type="spellStart"/>
+            <w:r>
+              <w:rPr>
+                <w:rFonts w:ascii="Gadugi" w:hAnsi="Gadugi"/>
+              </w:rPr>
+              <w:t>fejleszt</w:t>
+            </w:r>
+            <w:r>
+              <w:rPr>
+                <w:rFonts w:ascii="Gadugi" w:hAnsi="Gadugi" w:cs="Gadugi"/>
+              </w:rPr>
               <w:t>é</w:t>
             </w:r>
             <w:r>
               <w:rPr>
                 <w:rFonts w:ascii="Gadugi" w:hAnsi="Gadugi"/>
               </w:rPr>
-              <w:t>s automatiz</w:t>
-            </w:r>
+              <w:t>sek</w:t>
+            </w:r>
+            <w:proofErr w:type="spellEnd"/>
+            <w:r>
+              <w:rPr>
+                <w:rFonts w:ascii="Gadugi" w:hAnsi="Gadugi"/>
+              </w:rPr>
+              <w:t xml:space="preserve"> </w:t>
+            </w:r>
+            <w:proofErr w:type="spellStart"/>
             <w:r>
               <w:rPr>
                 <w:rFonts w:ascii="Gadugi" w:hAnsi="Gadugi" w:cs="Gadugi"/>
               </w:rPr>
+              <w:t>é</w:t>
+            </w:r>
+            <w:r>
+              <w:rPr>
+                <w:rFonts w:ascii="Gadugi" w:hAnsi="Gadugi"/>
+              </w:rPr>
+              <w:t>s</w:t>
+            </w:r>
+            <w:proofErr w:type="spellEnd"/>
+            <w:r>
+              <w:rPr>
+                <w:rFonts w:ascii="Gadugi" w:hAnsi="Gadugi"/>
+              </w:rPr>
+              <w:t xml:space="preserve"> </w:t>
+            </w:r>
+            <w:proofErr w:type="spellStart"/>
+            <w:r>
+              <w:rPr>
+                <w:rFonts w:ascii="Gadugi" w:hAnsi="Gadugi"/>
+              </w:rPr>
+              <w:t>technikai</w:t>
+            </w:r>
+            <w:proofErr w:type="spellEnd"/>
+            <w:r>
+              <w:rPr>
+                <w:rFonts w:ascii="Gadugi" w:hAnsi="Gadugi"/>
+              </w:rPr>
+              <w:t xml:space="preserve"> </w:t>
+            </w:r>
+            <w:proofErr w:type="spellStart"/>
+            <w:r>
+              <w:rPr>
+                <w:rFonts w:ascii="Gadugi" w:hAnsi="Gadugi"/>
+              </w:rPr>
+              <w:t>k</w:t>
+            </w:r>
+            <w:r>
+              <w:rPr>
+                <w:rFonts w:ascii="Gadugi" w:hAnsi="Gadugi" w:cs="Gadugi"/>
+              </w:rPr>
+              <w:t>í</w:t>
+            </w:r>
+            <w:r>
+              <w:rPr>
+                <w:rFonts w:ascii="Gadugi" w:hAnsi="Gadugi"/>
+              </w:rPr>
+              <w:t>s</w:t>
+            </w:r>
+            <w:r>
+              <w:rPr>
+                <w:rFonts w:ascii="Gadugi" w:hAnsi="Gadugi" w:cs="Gadugi"/>
+              </w:rPr>
+              <w:t>é</w:t>
+            </w:r>
+            <w:r>
+              <w:rPr>
+                <w:rFonts w:ascii="Gadugi" w:hAnsi="Gadugi"/>
+              </w:rPr>
+              <w:t>rletek</w:t>
+            </w:r>
+            <w:proofErr w:type="spellEnd"/>
+            <w:r>
+              <w:rPr>
+                <w:rFonts w:ascii="Gadugi" w:hAnsi="Gadugi"/>
+              </w:rPr>
+              <w:t xml:space="preserve">, </w:t>
+            </w:r>
+            <w:proofErr w:type="spellStart"/>
+            <w:r>
+              <w:rPr>
+                <w:rFonts w:ascii="Gadugi" w:hAnsi="Gadugi"/>
+              </w:rPr>
+              <w:t>amelyek</w:t>
+            </w:r>
+            <w:proofErr w:type="spellEnd"/>
+            <w:r>
+              <w:rPr>
+                <w:rFonts w:ascii="Gadugi" w:hAnsi="Gadugi"/>
+              </w:rPr>
+              <w:t xml:space="preserve"> a </w:t>
+            </w:r>
+            <w:proofErr w:type="spellStart"/>
+            <w:r>
+              <w:rPr>
+                <w:rFonts w:ascii="Gadugi" w:hAnsi="Gadugi"/>
+              </w:rPr>
+              <w:t>fejl</w:t>
+            </w:r>
+            <w:r>
+              <w:rPr>
+                <w:rFonts w:ascii="Calibri" w:hAnsi="Calibri" w:cs="Calibri"/>
+              </w:rPr>
+              <w:t>ő</w:t>
+            </w:r>
+            <w:r>
+              <w:rPr>
+                <w:rFonts w:ascii="Gadugi" w:hAnsi="Gadugi"/>
+              </w:rPr>
+              <w:t>d</w:t>
+            </w:r>
+            <w:r>
+              <w:rPr>
+                <w:rFonts w:ascii="Gadugi" w:hAnsi="Gadugi" w:cs="Gadugi"/>
+              </w:rPr>
+              <w:t>é</w:t>
+            </w:r>
+            <w:r>
+              <w:rPr>
+                <w:rFonts w:ascii="Gadugi" w:hAnsi="Gadugi"/>
+              </w:rPr>
+              <w:t>semet</w:t>
+            </w:r>
+            <w:proofErr w:type="spellEnd"/>
+            <w:r>
+              <w:rPr>
+                <w:rFonts w:ascii="Gadugi" w:hAnsi="Gadugi"/>
+              </w:rPr>
+              <w:t xml:space="preserve">, </w:t>
+            </w:r>
+            <w:proofErr w:type="spellStart"/>
+            <w:r>
+              <w:rPr>
+                <w:rFonts w:ascii="Gadugi" w:hAnsi="Gadugi"/>
+              </w:rPr>
+              <w:t>probl</w:t>
+            </w:r>
+            <w:r>
+              <w:rPr>
+                <w:rFonts w:ascii="Gadugi" w:hAnsi="Gadugi" w:cs="Gadugi"/>
+              </w:rPr>
+              <w:t>é</w:t>
+            </w:r>
+            <w:r>
+              <w:rPr>
+                <w:rFonts w:ascii="Gadugi" w:hAnsi="Gadugi"/>
+              </w:rPr>
+              <w:t>mamegold</w:t>
+            </w:r>
+            <w:r>
+              <w:rPr>
+                <w:rFonts w:ascii="Gadugi" w:hAnsi="Gadugi" w:cs="Gadugi"/>
+              </w:rPr>
+              <w:t>ó</w:t>
+            </w:r>
+            <w:proofErr w:type="spellEnd"/>
+            <w:r>
+              <w:rPr>
+                <w:rFonts w:ascii="Gadugi" w:hAnsi="Gadugi"/>
+              </w:rPr>
+              <w:t xml:space="preserve"> </w:t>
+            </w:r>
+            <w:proofErr w:type="spellStart"/>
+            <w:r>
+              <w:rPr>
+                <w:rFonts w:ascii="Gadugi" w:hAnsi="Gadugi"/>
+              </w:rPr>
+              <w:t>gondolkod</w:t>
+            </w:r>
+            <w:r>
+              <w:rPr>
+                <w:rFonts w:ascii="Gadugi" w:hAnsi="Gadugi" w:cs="Gadugi"/>
+              </w:rPr>
               <w:t>á</w:t>
             </w:r>
             <w:r>
               <w:rPr>
                 <w:rFonts w:ascii="Gadugi" w:hAnsi="Gadugi"/>
               </w:rPr>
-              <w:t>l</w:t>
-            </w:r>
+              <w:t>somat</w:t>
+            </w:r>
+            <w:proofErr w:type="spellEnd"/>
+            <w:r>
+              <w:rPr>
+                <w:rFonts w:ascii="Gadugi" w:hAnsi="Gadugi"/>
+              </w:rPr>
+              <w:t xml:space="preserve"> </w:t>
+            </w:r>
+            <w:proofErr w:type="spellStart"/>
             <w:r>
               <w:rPr>
                 <w:rFonts w:ascii="Gadugi" w:hAnsi="Gadugi" w:cs="Gadugi"/>
               </w:rPr>
+              <w:t>é</w:t>
+            </w:r>
+            <w:r>
+              <w:rPr>
+                <w:rFonts w:ascii="Gadugi" w:hAnsi="Gadugi"/>
+              </w:rPr>
+              <w:t>s</w:t>
+            </w:r>
+            <w:proofErr w:type="spellEnd"/>
+            <w:r>
+              <w:rPr>
+                <w:rFonts w:ascii="Gadugi" w:hAnsi="Gadugi"/>
+              </w:rPr>
+              <w:t xml:space="preserve"> </w:t>
+            </w:r>
+            <w:proofErr w:type="spellStart"/>
+            <w:r>
+              <w:rPr>
+                <w:rFonts w:ascii="Gadugi" w:hAnsi="Gadugi" w:cs="Gadugi"/>
+              </w:rPr>
+              <w:t>ö</w:t>
+            </w:r>
+            <w:r>
+              <w:rPr>
+                <w:rFonts w:ascii="Gadugi" w:hAnsi="Gadugi"/>
+              </w:rPr>
+              <w:t>n</w:t>
+            </w:r>
+            <w:r>
+              <w:rPr>
+                <w:rFonts w:ascii="Gadugi" w:hAnsi="Gadugi" w:cs="Gadugi"/>
+              </w:rPr>
               <w:t>á</w:t>
             </w:r>
             <w:r>
               <w:rPr>
                 <w:rFonts w:ascii="Gadugi" w:hAnsi="Gadugi"/>
               </w:rPr>
-              <w:t>si projektjeimet gy</w:t>
-            </w:r>
-            <w:r>
-              <w:rPr>
-                <w:rFonts w:ascii="Calibri" w:hAnsi="Calibri" w:cs="Calibri"/>
-              </w:rPr>
-              <w:t>ű</w:t>
-            </w:r>
-            <w:r>
-              <w:rPr>
-                <w:rFonts w:ascii="Gadugi" w:hAnsi="Gadugi"/>
-              </w:rPr>
-              <w:t>jt</w:t>
+              <w:t>ll</w:t>
             </w:r>
             <w:r>
               <w:rPr>
                 <w:rFonts w:ascii="Gadugi" w:hAnsi="Gadugi" w:cs="Gadugi"/>
               </w:rPr>
+              <w:t>ó</w:t>
+            </w:r>
+            <w:proofErr w:type="spellEnd"/>
+            <w:r>
+              <w:rPr>
+                <w:rFonts w:ascii="Gadugi" w:hAnsi="Gadugi"/>
+              </w:rPr>
+              <w:t xml:space="preserve"> </w:t>
+            </w:r>
+            <w:proofErr w:type="spellStart"/>
+            <w:r>
+              <w:rPr>
+                <w:rFonts w:ascii="Gadugi" w:hAnsi="Gadugi"/>
+              </w:rPr>
+              <w:t>tanul</w:t>
+            </w:r>
+            <w:r>
+              <w:rPr>
+                <w:rFonts w:ascii="Gadugi" w:hAnsi="Gadugi" w:cs="Gadugi"/>
+              </w:rPr>
+              <w:t>á</w:t>
+            </w:r>
+            <w:r>
+              <w:rPr>
+                <w:rFonts w:ascii="Gadugi" w:hAnsi="Gadugi"/>
+              </w:rPr>
+              <w:t>si</w:t>
+            </w:r>
+            <w:proofErr w:type="spellEnd"/>
+            <w:r>
+              <w:rPr>
+                <w:rFonts w:ascii="Gadugi" w:hAnsi="Gadugi"/>
+              </w:rPr>
+              <w:t xml:space="preserve"> </w:t>
+            </w:r>
+            <w:proofErr w:type="spellStart"/>
+            <w:r>
+              <w:rPr>
+                <w:rFonts w:ascii="Gadugi" w:hAnsi="Gadugi"/>
+              </w:rPr>
+              <w:t>hozz</w:t>
+            </w:r>
+            <w:r>
+              <w:rPr>
+                <w:rFonts w:ascii="Gadugi" w:hAnsi="Gadugi" w:cs="Gadugi"/>
+              </w:rPr>
+              <w:t>áá</w:t>
+            </w:r>
+            <w:r>
+              <w:rPr>
+                <w:rFonts w:ascii="Gadugi" w:hAnsi="Gadugi"/>
+              </w:rPr>
+              <w:t>ll</w:t>
+            </w:r>
+            <w:r>
+              <w:rPr>
+                <w:rFonts w:ascii="Gadugi" w:hAnsi="Gadugi" w:cs="Gadugi"/>
+              </w:rPr>
+              <w:t>á</w:t>
+            </w:r>
+            <w:r>
+              <w:rPr>
+                <w:rFonts w:ascii="Gadugi" w:hAnsi="Gadugi"/>
+              </w:rPr>
+              <w:t>somat</w:t>
+            </w:r>
+            <w:proofErr w:type="spellEnd"/>
+            <w:r>
+              <w:rPr>
+                <w:rFonts w:ascii="Gadugi" w:hAnsi="Gadugi"/>
+              </w:rPr>
+              <w:t xml:space="preserve"> </w:t>
+            </w:r>
+            <w:proofErr w:type="spellStart"/>
+            <w:r>
+              <w:rPr>
+                <w:rFonts w:ascii="Gadugi" w:hAnsi="Gadugi"/>
+              </w:rPr>
+              <w:t>t</w:t>
+            </w:r>
+            <w:r>
+              <w:rPr>
+                <w:rFonts w:ascii="Gadugi" w:hAnsi="Gadugi" w:cs="Gadugi"/>
+              </w:rPr>
+              <w:t>ü</w:t>
+            </w:r>
+            <w:r>
+              <w:rPr>
+                <w:rFonts w:ascii="Gadugi" w:hAnsi="Gadugi"/>
+              </w:rPr>
+              <w:t>kr</w:t>
+            </w:r>
+            <w:r>
+              <w:rPr>
+                <w:rFonts w:ascii="Gadugi" w:hAnsi="Gadugi" w:cs="Gadugi"/>
+              </w:rPr>
               <w:t>ö</w:t>
             </w:r>
             <w:r>
               <w:rPr>
                 <w:rFonts w:ascii="Gadugi" w:hAnsi="Gadugi"/>
               </w:rPr>
-              <w:t xml:space="preserve">m </w:t>
-            </w:r>
-            <w:r>
-              <w:rPr>
-                <w:rFonts w:ascii="Gadugi" w:hAnsi="Gadugi" w:cs="Gadugi"/>
-              </w:rPr>
-              <w:t>ö</w:t>
-            </w:r>
-            <w:r>
-              <w:rPr>
-                <w:rFonts w:ascii="Gadugi" w:hAnsi="Gadugi"/>
-              </w:rPr>
-              <w:t>ssze. A bemutatott munk</w:t>
-            </w:r>
-            <w:r>
-              <w:rPr>
-                <w:rFonts w:ascii="Gadugi" w:hAnsi="Gadugi" w:cs="Gadugi"/>
-              </w:rPr>
-              <w:t>á</w:t>
-            </w:r>
-            <w:r>
-              <w:rPr>
-                <w:rFonts w:ascii="Gadugi" w:hAnsi="Gadugi"/>
-              </w:rPr>
-              <w:t>k k</w:t>
-            </w:r>
-            <w:r>
-              <w:rPr>
-                <w:rFonts w:ascii="Gadugi" w:hAnsi="Gadugi" w:cs="Gadugi"/>
-              </w:rPr>
-              <w:t>ö</w:t>
-            </w:r>
-            <w:r>
-              <w:rPr>
-                <w:rFonts w:ascii="Gadugi" w:hAnsi="Gadugi"/>
-              </w:rPr>
-              <w:t>z</w:t>
-            </w:r>
-            <w:r>
-              <w:rPr>
-                <w:rFonts w:ascii="Gadugi" w:hAnsi="Gadugi" w:cs="Gadugi"/>
-              </w:rPr>
-              <w:t>ö</w:t>
-            </w:r>
-            <w:r>
-              <w:rPr>
-                <w:rFonts w:ascii="Gadugi" w:hAnsi="Gadugi"/>
-              </w:rPr>
-              <w:t>tt megtal</w:t>
-            </w:r>
-            <w:r>
-              <w:rPr>
-                <w:rFonts w:ascii="Gadugi" w:hAnsi="Gadugi" w:cs="Gadugi"/>
-              </w:rPr>
-              <w:t>á</w:t>
-            </w:r>
-            <w:r>
-              <w:rPr>
-                <w:rFonts w:ascii="Gadugi" w:hAnsi="Gadugi"/>
-              </w:rPr>
-              <w:t>lhat</w:t>
-            </w:r>
-            <w:r>
-              <w:rPr>
-                <w:rFonts w:ascii="Gadugi" w:hAnsi="Gadugi" w:cs="Gadugi"/>
-              </w:rPr>
-              <w:t>ó</w:t>
-            </w:r>
-            <w:r>
-              <w:rPr>
-                <w:rFonts w:ascii="Gadugi" w:hAnsi="Gadugi"/>
-              </w:rPr>
-              <w:t>k saj</w:t>
-            </w:r>
-            <w:r>
-              <w:rPr>
-                <w:rFonts w:ascii="Gadugi" w:hAnsi="Gadugi" w:cs="Gadugi"/>
-              </w:rPr>
-              <w:t>á</w:t>
-            </w:r>
-            <w:r>
-              <w:rPr>
-                <w:rFonts w:ascii="Gadugi" w:hAnsi="Gadugi"/>
-              </w:rPr>
-              <w:t>t GitHub-projektek, gyakorlati fejleszt</w:t>
-            </w:r>
-            <w:r>
-              <w:rPr>
-                <w:rFonts w:ascii="Gadugi" w:hAnsi="Gadugi" w:cs="Gadugi"/>
-              </w:rPr>
-              <w:t>é</w:t>
-            </w:r>
-            <w:r>
-              <w:rPr>
-                <w:rFonts w:ascii="Gadugi" w:hAnsi="Gadugi"/>
-              </w:rPr>
-              <w:t xml:space="preserve">sek </w:t>
-            </w:r>
-            <w:r>
-              <w:rPr>
-                <w:rFonts w:ascii="Gadugi" w:hAnsi="Gadugi" w:cs="Gadugi"/>
-              </w:rPr>
-              <w:t>é</w:t>
-            </w:r>
-            <w:r>
-              <w:rPr>
-                <w:rFonts w:ascii="Gadugi" w:hAnsi="Gadugi"/>
-              </w:rPr>
-              <w:t>s technikai k</w:t>
-            </w:r>
-            <w:r>
-              <w:rPr>
-                <w:rFonts w:ascii="Gadugi" w:hAnsi="Gadugi" w:cs="Gadugi"/>
-              </w:rPr>
-              <w:t>í</w:t>
-            </w:r>
-            <w:r>
-              <w:rPr>
-                <w:rFonts w:ascii="Gadugi" w:hAnsi="Gadugi"/>
-              </w:rPr>
-              <w:t>s</w:t>
-            </w:r>
-            <w:r>
-              <w:rPr>
-                <w:rFonts w:ascii="Gadugi" w:hAnsi="Gadugi" w:cs="Gadugi"/>
-              </w:rPr>
-              <w:t>é</w:t>
-            </w:r>
-            <w:r>
-              <w:rPr>
-                <w:rFonts w:ascii="Gadugi" w:hAnsi="Gadugi"/>
-              </w:rPr>
-              <w:t>rletek, amelyek a fejl</w:t>
-            </w:r>
-            <w:r>
-              <w:rPr>
-                <w:rFonts w:ascii="Calibri" w:hAnsi="Calibri" w:cs="Calibri"/>
-              </w:rPr>
-              <w:t>ő</w:t>
-            </w:r>
-            <w:r>
-              <w:rPr>
-                <w:rFonts w:ascii="Gadugi" w:hAnsi="Gadugi"/>
-              </w:rPr>
-              <w:t>d</w:t>
-            </w:r>
-            <w:r>
-              <w:rPr>
-                <w:rFonts w:ascii="Gadugi" w:hAnsi="Gadugi" w:cs="Gadugi"/>
-              </w:rPr>
-              <w:t>é</w:t>
-            </w:r>
-            <w:r>
-              <w:rPr>
-                <w:rFonts w:ascii="Gadugi" w:hAnsi="Gadugi"/>
-              </w:rPr>
-              <w:t>semet, probl</w:t>
-            </w:r>
-            <w:r>
-              <w:rPr>
-                <w:rFonts w:ascii="Gadugi" w:hAnsi="Gadugi" w:cs="Gadugi"/>
-              </w:rPr>
-              <w:t>é</w:t>
-            </w:r>
-            <w:r>
-              <w:rPr>
-                <w:rFonts w:ascii="Gadugi" w:hAnsi="Gadugi"/>
-              </w:rPr>
-              <w:t>mamegold</w:t>
-            </w:r>
-            <w:r>
-              <w:rPr>
-                <w:rFonts w:ascii="Gadugi" w:hAnsi="Gadugi" w:cs="Gadugi"/>
-              </w:rPr>
-              <w:t>ó</w:t>
-            </w:r>
-            <w:r>
-              <w:rPr>
-                <w:rFonts w:ascii="Gadugi" w:hAnsi="Gadugi"/>
-              </w:rPr>
-              <w:t xml:space="preserve"> gondolkod</w:t>
-            </w:r>
-            <w:r>
-              <w:rPr>
-                <w:rFonts w:ascii="Gadugi" w:hAnsi="Gadugi" w:cs="Gadugi"/>
-              </w:rPr>
-              <w:t>á</w:t>
-            </w:r>
-            <w:r>
-              <w:rPr>
-                <w:rFonts w:ascii="Gadugi" w:hAnsi="Gadugi"/>
-              </w:rPr>
-              <w:t xml:space="preserve">somat </w:t>
-            </w:r>
-            <w:r>
-              <w:rPr>
-                <w:rFonts w:ascii="Gadugi" w:hAnsi="Gadugi" w:cs="Gadugi"/>
-              </w:rPr>
-              <w:t>é</w:t>
-            </w:r>
-            <w:r>
-              <w:rPr>
-                <w:rFonts w:ascii="Gadugi" w:hAnsi="Gadugi"/>
-              </w:rPr>
-              <w:t xml:space="preserve">s </w:t>
-            </w:r>
-            <w:r>
-              <w:rPr>
-                <w:rFonts w:ascii="Gadugi" w:hAnsi="Gadugi" w:cs="Gadugi"/>
-              </w:rPr>
-              <w:t>ö</w:t>
-            </w:r>
-            <w:r>
-              <w:rPr>
-                <w:rFonts w:ascii="Gadugi" w:hAnsi="Gadugi"/>
-              </w:rPr>
-              <w:t>n</w:t>
-            </w:r>
-            <w:r>
-              <w:rPr>
-                <w:rFonts w:ascii="Gadugi" w:hAnsi="Gadugi" w:cs="Gadugi"/>
-              </w:rPr>
-              <w:t>á</w:t>
-            </w:r>
-            <w:r>
-              <w:rPr>
-                <w:rFonts w:ascii="Gadugi" w:hAnsi="Gadugi"/>
-              </w:rPr>
-              <w:t>ll</w:t>
-            </w:r>
-            <w:r>
-              <w:rPr>
-                <w:rFonts w:ascii="Gadugi" w:hAnsi="Gadugi" w:cs="Gadugi"/>
-              </w:rPr>
-              <w:t>ó</w:t>
-            </w:r>
-            <w:r>
-              <w:rPr>
-                <w:rFonts w:ascii="Gadugi" w:hAnsi="Gadugi"/>
-              </w:rPr>
-              <w:t xml:space="preserve"> tanul</w:t>
-            </w:r>
-            <w:r>
-              <w:rPr>
-                <w:rFonts w:ascii="Gadugi" w:hAnsi="Gadugi" w:cs="Gadugi"/>
-              </w:rPr>
-              <w:t>á</w:t>
-            </w:r>
-            <w:r>
-              <w:rPr>
-                <w:rFonts w:ascii="Gadugi" w:hAnsi="Gadugi"/>
-              </w:rPr>
-              <w:t>si hozz</w:t>
-            </w:r>
-            <w:r>
-              <w:rPr>
-                <w:rFonts w:ascii="Gadugi" w:hAnsi="Gadugi" w:cs="Gadugi"/>
-              </w:rPr>
-              <w:t>áá</w:t>
-            </w:r>
-            <w:r>
-              <w:rPr>
-                <w:rFonts w:ascii="Gadugi" w:hAnsi="Gadugi"/>
-              </w:rPr>
-              <w:t>ll</w:t>
-            </w:r>
-            <w:r>
-              <w:rPr>
-                <w:rFonts w:ascii="Gadugi" w:hAnsi="Gadugi" w:cs="Gadugi"/>
-              </w:rPr>
-              <w:t>á</w:t>
-            </w:r>
-            <w:r>
-              <w:rPr>
-                <w:rFonts w:ascii="Gadugi" w:hAnsi="Gadugi"/>
-              </w:rPr>
-              <w:t>somat t</w:t>
-            </w:r>
-            <w:r>
-              <w:rPr>
-                <w:rFonts w:ascii="Gadugi" w:hAnsi="Gadugi" w:cs="Gadugi"/>
-              </w:rPr>
-              <w:t>ü</w:t>
-            </w:r>
-            <w:r>
-              <w:rPr>
-                <w:rFonts w:ascii="Gadugi" w:hAnsi="Gadugi"/>
-              </w:rPr>
-              <w:t>kr</w:t>
-            </w:r>
-            <w:r>
-              <w:rPr>
-                <w:rFonts w:ascii="Gadugi" w:hAnsi="Gadugi" w:cs="Gadugi"/>
-              </w:rPr>
-              <w:t>ö</w:t>
-            </w:r>
-            <w:r>
-              <w:rPr>
-                <w:rFonts w:ascii="Gadugi" w:hAnsi="Gadugi"/>
-              </w:rPr>
-              <w:t>zik.</w:t>
+              <w:t>zik</w:t>
+            </w:r>
+            <w:proofErr w:type="spellEnd"/>
+            <w:r>
+              <w:rPr>
+                <w:rFonts w:ascii="Gadugi" w:hAnsi="Gadugi"/>
+              </w:rPr>
+              <w:t>.</w:t>
             </w:r>
             <w:r>
               <w:rPr>
@@ -1088,6 +2042,7 @@
           <w:rFonts w:ascii="Gadugi" w:hAnsi="Gadugi"/>
         </w:rPr>
       </w:pPr>
+      <w:proofErr w:type="spellStart"/>
       <w:r>
         <w:rPr>
           <w:rFonts w:ascii="Gadugi" w:hAnsi="Gadugi"/>
@@ -1096,6 +2051,151 @@
           <w:sz w:val="26"/>
         </w:rPr>
         <w:t>Tanulmányok</w:t>
+      </w:r>
+      <w:proofErr w:type="spellEnd"/>
+    </w:p>
+    <w:p>
+      <w:pPr>
+        <w:pStyle w:val="ListBullet"/>
+        <w:ind w:left="227"/>
+        <w:rPr>
+          <w:rFonts w:ascii="Gadugi" w:hAnsi="Gadugi"/>
+        </w:rPr>
+      </w:pPr>
+      <w:proofErr w:type="spellStart"/>
+      <w:r>
+        <w:rPr>
+          <w:rFonts w:ascii="Gadugi" w:hAnsi="Gadugi"/>
+        </w:rPr>
+        <w:t>Bláthy</w:t>
+      </w:r>
+      <w:proofErr w:type="spellEnd"/>
+      <w:r>
+        <w:rPr>
+          <w:rFonts w:ascii="Gadugi" w:hAnsi="Gadugi"/>
+        </w:rPr>
+        <w:t xml:space="preserve"> Ottó </w:t>
+      </w:r>
+      <w:proofErr w:type="spellStart"/>
+      <w:r>
+        <w:rPr>
+          <w:rFonts w:ascii="Gadugi" w:hAnsi="Gadugi"/>
+        </w:rPr>
+        <w:t>Technikum</w:t>
+      </w:r>
+      <w:proofErr w:type="spellEnd"/>
+      <w:r>
+        <w:rPr>
+          <w:rFonts w:ascii="Gadugi" w:hAnsi="Gadugi"/>
+        </w:rPr>
+        <w:t>, Tata</w:t>
+      </w:r>
+    </w:p>
+    <w:p>
+      <w:pPr>
+        <w:spacing w:before="160" w:after="80"/>
+        <w:rPr>
+          <w:rFonts w:ascii="Gadugi" w:hAnsi="Gadugi"/>
+        </w:rPr>
+      </w:pPr>
+      <w:proofErr w:type="spellStart"/>
+      <w:r>
+        <w:rPr>
+          <w:rFonts w:ascii="Gadugi" w:hAnsi="Gadugi"/>
+          <w:b/>
+          <w:color w:val="222222"/>
+          <w:sz w:val="26"/>
+        </w:rPr>
+        <w:t>Projektjeim</w:t>
+      </w:r>
+      <w:proofErr w:type="spellEnd"/>
+    </w:p>
+    <w:p>
+      <w:pPr>
+        <w:pStyle w:val="ListBullet"/>
+        <w:ind w:left="227"/>
+        <w:rPr>
+          <w:rFonts w:ascii="Gadugi" w:hAnsi="Gadugi"/>
+        </w:rPr>
+      </w:pPr>
+      <w:proofErr w:type="spellStart"/>
+      <w:r>
+        <w:rPr>
+          <w:rFonts w:ascii="Gadugi" w:hAnsi="Gadugi"/>
+        </w:rPr>
+        <w:t>Automatizálási</w:t>
+      </w:r>
+      <w:proofErr w:type="spellEnd"/>
+      <w:r>
+        <w:rPr>
+          <w:rFonts w:ascii="Gadugi" w:hAnsi="Gadugi"/>
+        </w:rPr>
+        <w:t xml:space="preserve"> </w:t>
+      </w:r>
+      <w:proofErr w:type="spellStart"/>
+      <w:r>
+        <w:rPr>
+          <w:rFonts w:ascii="Gadugi" w:hAnsi="Gadugi"/>
+        </w:rPr>
+        <w:t>projekt</w:t>
+      </w:r>
+      <w:proofErr w:type="spellEnd"/>
+      <w:r>
+        <w:rPr>
+          <w:rFonts w:ascii="Gadugi" w:hAnsi="Gadugi"/>
+        </w:rPr>
+        <w:t xml:space="preserve"> Raspberry Pi </w:t>
+      </w:r>
+      <w:proofErr w:type="spellStart"/>
+      <w:r>
+        <w:rPr>
+          <w:rFonts w:ascii="Gadugi" w:hAnsi="Gadugi"/>
+        </w:rPr>
+        <w:t>alapokon</w:t>
+      </w:r>
+      <w:proofErr w:type="spellEnd"/>
+    </w:p>
+    <w:p>
+      <w:pPr>
+        <w:pStyle w:val="ListBullet"/>
+        <w:ind w:left="227"/>
+        <w:rPr>
+          <w:rFonts w:ascii="Gadugi" w:hAnsi="Gadugi"/>
+        </w:rPr>
+      </w:pPr>
+      <w:r>
+        <w:rPr>
+          <w:rFonts w:ascii="Gadugi" w:hAnsi="Gadugi"/>
+        </w:rPr>
+        <w:t xml:space="preserve">Python </w:t>
+      </w:r>
+      <w:proofErr w:type="spellStart"/>
+      <w:r>
+        <w:rPr>
+          <w:rFonts w:ascii="Gadugi" w:hAnsi="Gadugi"/>
+        </w:rPr>
+        <w:t>alapú</w:t>
+      </w:r>
+      <w:proofErr w:type="spellEnd"/>
+      <w:r>
+        <w:rPr>
+          <w:rFonts w:ascii="Gadugi" w:hAnsi="Gadugi"/>
+        </w:rPr>
+        <w:t xml:space="preserve"> </w:t>
+      </w:r>
+      <w:proofErr w:type="spellStart"/>
+      <w:r>
+        <w:rPr>
+          <w:rFonts w:ascii="Gadugi" w:hAnsi="Gadugi"/>
+        </w:rPr>
+        <w:t>statisztikai</w:t>
+      </w:r>
+      <w:proofErr w:type="spellEnd"/>
+      <w:r>
+        <w:rPr>
+          <w:rFonts w:ascii="Gadugi" w:hAnsi="Gadugi"/>
+        </w:rPr>
+        <w:t xml:space="preserve"> program</w:t>
       </w:r>
     </w:p>
     <w:p>
@@ -1110,25 +2210,30 @@
         <w:rPr>
           <w:rFonts w:ascii="Gadugi" w:hAnsi="Gadugi"/>
         </w:rPr>
-        <w:t>Bláthy Ottó Technikum, Tata</w:t>
+        <w:t xml:space="preserve">Webes </w:t>
       </w:r>
-    </w:p>
-    <w:p>
-      <w:pPr>
-        <w:spacing w:before="160" w:after="80"/>
+      <w:proofErr w:type="spellStart"/>
+      <w:r>
         <w:rPr>
           <w:rFonts w:ascii="Gadugi" w:hAnsi="Gadugi"/>
         </w:rPr>
-      </w:pPr>
+        <w:t>rendszerfelület</w:t>
+      </w:r>
+      <w:proofErr w:type="spellEnd"/>
       <w:r>
         <w:rPr>
           <w:rFonts w:ascii="Gadugi" w:hAnsi="Gadugi"/>
-          <w:b/>
-          <w:color w:val="222222"/>
-          <w:sz w:val="26"/>
         </w:rPr>
-        <w:t>Projektjeim</w:t>
+        <w:t xml:space="preserve"> </w:t>
       </w:r>
+      <w:proofErr w:type="spellStart"/>
+      <w:r>
+        <w:rPr>
+          <w:rFonts w:ascii="Gadugi" w:hAnsi="Gadugi"/>
+        </w:rPr>
+        <w:t>fejlesztése</w:t>
+      </w:r>
+      <w:proofErr w:type="spellEnd"/>
     </w:p>
     <w:p>
       <w:pPr>
@@ -1142,53 +2247,16 @@
         <w:rPr>
           <w:rFonts w:ascii="Gadugi" w:hAnsi="Gadugi"/>
         </w:rPr>
-        <w:t>Automatizálási projekt Raspberry Pi alapokon</w:t>
+        <w:t xml:space="preserve">Discord bot </w:t>
       </w:r>
-    </w:p>
-    <w:p>
-      <w:pPr>
-        <w:pStyle w:val="ListBullet"/>
-        <w:ind w:left="227"/>
-        <w:rPr>
-          <w:rFonts w:ascii="Gadugi" w:hAnsi="Gadugi"/>
-        </w:rPr>
-      </w:pPr>
+      <w:proofErr w:type="spellStart"/>
       <w:r>
         <w:rPr>
           <w:rFonts w:ascii="Gadugi" w:hAnsi="Gadugi"/>
         </w:rPr>
-        <w:t>Python alapú statisztikai program</w:t>
+        <w:t>fejlesztése</w:t>
       </w:r>
-    </w:p>
-    <w:p>
-      <w:pPr>
-        <w:pStyle w:val="ListBullet"/>
-        <w:ind w:left="227"/>
-        <w:rPr>
-          <w:rFonts w:ascii="Gadugi" w:hAnsi="Gadugi"/>
-        </w:rPr>
-      </w:pPr>
-      <w:r>
-        <w:rPr>
-          <w:rFonts w:ascii="Gadugi" w:hAnsi="Gadugi"/>
-        </w:rPr>
-        <w:t>Webes rendszerfelület fejlesztése</w:t>
-      </w:r>
-    </w:p>
-    <w:p>
-      <w:pPr>
-        <w:pStyle w:val="ListBullet"/>
-        <w:ind w:left="227"/>
-        <w:rPr>
-          <w:rFonts w:ascii="Gadugi" w:hAnsi="Gadugi"/>
-        </w:rPr>
-      </w:pPr>
-      <w:r>
-        <w:rPr>
-          <w:rFonts w:ascii="Gadugi" w:hAnsi="Gadugi"/>
-        </w:rPr>
-        <w:t>Discord bot fejlesztése</w:t>
-      </w:r>
+      <w:proofErr w:type="spellEnd"/>
     </w:p>
     <w:sectPr>
       <w:headerReference w:type="even" r:id="rId9"/>
